--- a/Analyzing the Role of AI.docx
+++ b/Analyzing the Role of AI.docx
@@ -1283,6 +1283,17 @@
           <w:rFonts w:ascii="Times New Roman" w:hAnsi="Times New Roman" w:cs="Times New Roman"/>
           <w:b/>
           <w:bCs/>
+          <w:sz w:val="32"/>
+          <w:szCs w:val="32"/>
+        </w:rPr>
+      </w:pPr>
+    </w:p>
+    <w:p>
+      <w:pPr>
+        <w:rPr>
+          <w:rFonts w:ascii="Times New Roman" w:hAnsi="Times New Roman" w:cs="Times New Roman"/>
+          <w:b/>
+          <w:bCs/>
           <w:sz w:val="28"/>
           <w:szCs w:val="28"/>
         </w:rPr>
@@ -1330,7 +1341,275 @@
       </w:r>
     </w:p>
     <w:p>
-      <w:r>
+      <w:pPr>
+        <w:rPr>
+          <w:rFonts w:ascii="Times New Roman" w:hAnsi="Times New Roman" w:cs="Times New Roman"/>
+        </w:rPr>
+      </w:pPr>
+    </w:p>
+    <w:p>
+      <w:pPr>
+        <w:rPr>
+          <w:rFonts w:ascii="Times New Roman" w:hAnsi="Times New Roman" w:cs="Times New Roman"/>
+        </w:rPr>
+      </w:pPr>
+      <w:r>
+        <w:rPr>
+          <w:rFonts w:ascii="Times New Roman" w:hAnsi="Times New Roman" w:cs="Times New Roman"/>
+        </w:rPr>
+        <w:t>Version A</w:t>
+      </w:r>
+      <w:r>
+        <w:rPr>
+          <w:rFonts w:ascii="Times New Roman" w:hAnsi="Times New Roman" w:cs="Times New Roman"/>
+        </w:rPr>
+        <w:t xml:space="preserve"> - </w:t>
+      </w:r>
+      <w:r>
+        <w:rPr>
+          <w:rFonts w:ascii="Times New Roman" w:hAnsi="Times New Roman" w:cs="Times New Roman"/>
+        </w:rPr>
+        <w:t>LibraryManagementSystem.java</w:t>
+      </w:r>
+    </w:p>
+    <w:p>
+      <w:pPr>
+        <w:rPr>
+          <w:rFonts w:ascii="Times New Roman" w:hAnsi="Times New Roman" w:cs="Times New Roman"/>
+        </w:rPr>
+      </w:pPr>
+      <w:r>
+        <w:rPr>
+          <w:rFonts w:ascii="Times New Roman" w:hAnsi="Times New Roman" w:cs="Times New Roman"/>
+        </w:rPr>
+        <w:t xml:space="preserve">Some code basics take from - </w:t>
+      </w:r>
+      <w:hyperlink r:id="rId8" w:history="1">
+        <w:r>
+          <w:rPr>
+            <w:rStyle w:val="Hyperlink"/>
+            <w:rFonts w:ascii="Times New Roman" w:hAnsi="Times New Roman" w:cs="Times New Roman"/>
+          </w:rPr>
+          <w:t>https://www.w3schools.com/java/default.asp</w:t>
+        </w:r>
+      </w:hyperlink>
+    </w:p>
+    <w:p>
+      <w:pPr>
+        <w:rPr>
+          <w:rFonts w:ascii="Times New Roman" w:hAnsi="Times New Roman" w:cs="Times New Roman"/>
+        </w:rPr>
+      </w:pPr>
+    </w:p>
+    <w:p>
+      <w:pPr>
+        <w:rPr>
+          <w:rFonts w:ascii="Times New Roman" w:hAnsi="Times New Roman" w:cs="Times New Roman"/>
+        </w:rPr>
+      </w:pPr>
+      <w:r>
+        <w:rPr>
+          <w:rFonts w:ascii="Times New Roman" w:hAnsi="Times New Roman" w:cs="Times New Roman"/>
+        </w:rPr>
+        <w:t>Version B</w:t>
+      </w:r>
+      <w:r>
+        <w:rPr>
+          <w:rFonts w:ascii="Times New Roman" w:hAnsi="Times New Roman" w:cs="Times New Roman"/>
+        </w:rPr>
+        <w:t xml:space="preserve"> – AI.java</w:t>
+      </w:r>
+    </w:p>
+    <w:p>
+      <w:pPr>
+        <w:rPr>
+          <w:rFonts w:ascii="Times New Roman" w:hAnsi="Times New Roman" w:cs="Times New Roman"/>
+        </w:rPr>
+      </w:pPr>
+      <w:r>
+        <w:rPr>
+          <w:rFonts w:ascii="Times New Roman" w:hAnsi="Times New Roman" w:cs="Times New Roman"/>
+        </w:rPr>
+        <w:t xml:space="preserve">AI prompt - </w:t>
+      </w:r>
+      <w:r>
+        <w:rPr>
+          <w:rFonts w:ascii="Times New Roman" w:hAnsi="Times New Roman" w:cs="Times New Roman"/>
+        </w:rPr>
+        <w:t>I</w:t>
+      </w:r>
+      <w:r>
+        <w:rPr>
+          <w:rFonts w:ascii="Times New Roman" w:hAnsi="Times New Roman" w:cs="Times New Roman"/>
+        </w:rPr>
+        <w:t xml:space="preserve"> need a java code for Library Management System</w:t>
+      </w:r>
+      <w:r>
+        <w:rPr>
+          <w:rFonts w:ascii="Times New Roman" w:hAnsi="Times New Roman" w:cs="Times New Roman"/>
+        </w:rPr>
+        <w:t>.</w:t>
+      </w:r>
+      <w:r>
+        <w:rPr>
+          <w:rFonts w:ascii="Times New Roman" w:hAnsi="Times New Roman" w:cs="Times New Roman"/>
+        </w:rPr>
+        <w:t xml:space="preserve"> </w:t>
+      </w:r>
+      <w:r>
+        <w:rPr>
+          <w:rFonts w:ascii="Times New Roman" w:hAnsi="Times New Roman" w:cs="Times New Roman"/>
+        </w:rPr>
+        <w:t>I</w:t>
+      </w:r>
+      <w:r>
+        <w:rPr>
+          <w:rFonts w:ascii="Times New Roman" w:hAnsi="Times New Roman" w:cs="Times New Roman"/>
+        </w:rPr>
+        <w:t xml:space="preserve">t </w:t>
+      </w:r>
+      <w:r>
+        <w:rPr>
+          <w:rFonts w:ascii="Times New Roman" w:hAnsi="Times New Roman" w:cs="Times New Roman"/>
+        </w:rPr>
+        <w:t>does</w:t>
+      </w:r>
+      <w:r>
+        <w:rPr>
+          <w:rFonts w:ascii="Times New Roman" w:hAnsi="Times New Roman" w:cs="Times New Roman"/>
+        </w:rPr>
+        <w:t xml:space="preserve"> add books, view books, </w:t>
+      </w:r>
+      <w:proofErr w:type="gramStart"/>
+      <w:r>
+        <w:rPr>
+          <w:rFonts w:ascii="Times New Roman" w:hAnsi="Times New Roman" w:cs="Times New Roman"/>
+        </w:rPr>
+        <w:t>add</w:t>
+      </w:r>
+      <w:proofErr w:type="gramEnd"/>
+      <w:r>
+        <w:rPr>
+          <w:rFonts w:ascii="Times New Roman" w:hAnsi="Times New Roman" w:cs="Times New Roman"/>
+        </w:rPr>
+        <w:t xml:space="preserve"> student, view </w:t>
+      </w:r>
+      <w:r>
+        <w:rPr>
+          <w:rFonts w:ascii="Times New Roman" w:hAnsi="Times New Roman" w:cs="Times New Roman"/>
+        </w:rPr>
+        <w:t>student,</w:t>
+      </w:r>
+      <w:r>
+        <w:rPr>
+          <w:rFonts w:ascii="Times New Roman" w:hAnsi="Times New Roman" w:cs="Times New Roman"/>
+        </w:rPr>
+        <w:t xml:space="preserve"> return books and </w:t>
+      </w:r>
+      <w:proofErr w:type="gramStart"/>
+      <w:r>
+        <w:rPr>
+          <w:rFonts w:ascii="Times New Roman" w:hAnsi="Times New Roman" w:cs="Times New Roman"/>
+        </w:rPr>
+        <w:t>barrow</w:t>
+      </w:r>
+      <w:proofErr w:type="gramEnd"/>
+      <w:r>
+        <w:rPr>
+          <w:rFonts w:ascii="Times New Roman" w:hAnsi="Times New Roman" w:cs="Times New Roman"/>
+        </w:rPr>
+        <w:t xml:space="preserve"> books give minimal code 1 file use </w:t>
+      </w:r>
+      <w:proofErr w:type="gramStart"/>
+      <w:r>
+        <w:rPr>
+          <w:rFonts w:ascii="Times New Roman" w:hAnsi="Times New Roman" w:cs="Times New Roman"/>
+        </w:rPr>
+        <w:t>oops  Concept</w:t>
+      </w:r>
+      <w:proofErr w:type="gramEnd"/>
+      <w:r>
+        <w:rPr>
+          <w:rFonts w:ascii="Times New Roman" w:hAnsi="Times New Roman" w:cs="Times New Roman"/>
+        </w:rPr>
+        <w:t xml:space="preserve"> also</w:t>
+      </w:r>
+      <w:r>
+        <w:rPr>
+          <w:rFonts w:ascii="Times New Roman" w:hAnsi="Times New Roman" w:cs="Times New Roman"/>
+        </w:rPr>
+        <w:t>.</w:t>
+      </w:r>
+    </w:p>
+    <w:p>
+      <w:pPr>
+        <w:rPr>
+          <w:rFonts w:ascii="Times New Roman" w:hAnsi="Times New Roman" w:cs="Times New Roman"/>
+        </w:rPr>
+      </w:pPr>
+      <w:r>
+        <w:rPr>
+          <w:rFonts w:ascii="Times New Roman" w:hAnsi="Times New Roman" w:cs="Times New Roman"/>
+        </w:rPr>
+        <w:t>GitHub-</w:t>
+      </w:r>
+      <w:r>
+        <w:t xml:space="preserve"> </w:t>
+      </w:r>
+      <w:hyperlink r:id="rId9" w:history="1">
+        <w:r>
+          <w:rPr>
+            <w:rStyle w:val="Hyperlink"/>
+            <w:rFonts w:ascii="Times New Roman" w:hAnsi="Times New Roman" w:cs="Times New Roman"/>
+          </w:rPr>
+          <w:t>https://github.com/vithusan1225/IT3003_A2_AI-Assisted-Programming.git</w:t>
+        </w:r>
+      </w:hyperlink>
+    </w:p>
+    <w:p>
+      <w:pPr>
+        <w:rPr>
+          <w:rFonts w:ascii="Times New Roman" w:hAnsi="Times New Roman" w:cs="Times New Roman"/>
+        </w:rPr>
+      </w:pPr>
+    </w:p>
+    <w:p>
+      <w:pPr>
+        <w:rPr>
+          <w:rFonts w:ascii="Times New Roman" w:hAnsi="Times New Roman" w:cs="Times New Roman"/>
+        </w:rPr>
+      </w:pPr>
+      <w:r>
+        <w:rPr>
+          <w:rFonts w:ascii="Times New Roman" w:hAnsi="Times New Roman" w:cs="Times New Roman"/>
+        </w:rPr>
+        <w:t>Both code in above GitHub repository</w:t>
+      </w:r>
+    </w:p>
+    <w:p>
+      <w:pPr>
+        <w:rPr>
+          <w:rFonts w:ascii="Times New Roman" w:hAnsi="Times New Roman" w:cs="Times New Roman"/>
+        </w:rPr>
+      </w:pPr>
+    </w:p>
+    <w:p>
+      <w:pPr>
+        <w:rPr>
+          <w:rFonts w:ascii="Times New Roman" w:hAnsi="Times New Roman" w:cs="Times New Roman"/>
+        </w:rPr>
+      </w:pPr>
+    </w:p>
+    <w:p>
+      <w:pPr>
+        <w:rPr>
+          <w:rFonts w:ascii="Times New Roman" w:hAnsi="Times New Roman" w:cs="Times New Roman"/>
+        </w:rPr>
+      </w:pPr>
+    </w:p>
+    <w:p/>
+    <w:p>
+      <w:pPr>
         <w:rPr>
           <w:rFonts w:ascii="Times New Roman" w:hAnsi="Times New Roman" w:cs="Times New Roman"/>
           <w:b/>
@@ -1338,8 +1617,7 @@
           <w:sz w:val="28"/>
           <w:szCs w:val="28"/>
         </w:rPr>
-        <w:t>Version A</w:t>
-      </w:r>
+      </w:pPr>
       <w:r>
         <w:rPr>
           <w:rFonts w:ascii="Times New Roman" w:hAnsi="Times New Roman" w:cs="Times New Roman"/>
@@ -1348,51 +1626,7 @@
           <w:sz w:val="28"/>
           <w:szCs w:val="28"/>
         </w:rPr>
-        <w:t>,</w:t>
-      </w:r>
-      <w:r>
-        <w:t xml:space="preserve"> </w:t>
-      </w:r>
-    </w:p>
-    <w:p>
-      <w:pPr>
-        <w:rPr>
-          <w:rFonts w:ascii="Times New Roman" w:hAnsi="Times New Roman" w:cs="Times New Roman"/>
-          <w:b/>
-          <w:bCs/>
-          <w:sz w:val="28"/>
-          <w:szCs w:val="28"/>
-        </w:rPr>
-      </w:pPr>
-      <w:r>
-        <w:rPr>
-          <w:rFonts w:ascii="Times New Roman" w:hAnsi="Times New Roman" w:cs="Times New Roman"/>
-          <w:b/>
-          <w:bCs/>
-          <w:sz w:val="28"/>
-          <w:szCs w:val="28"/>
-        </w:rPr>
-        <w:t>Version B</w:t>
-      </w:r>
-    </w:p>
-    <w:p>
-      <w:pPr>
-        <w:rPr>
-          <w:rFonts w:ascii="Times New Roman" w:hAnsi="Times New Roman" w:cs="Times New Roman"/>
-          <w:b/>
-          <w:bCs/>
-          <w:sz w:val="28"/>
-          <w:szCs w:val="28"/>
-        </w:rPr>
-      </w:pPr>
-      <w:r>
-        <w:rPr>
-          <w:rFonts w:ascii="Times New Roman" w:hAnsi="Times New Roman" w:cs="Times New Roman"/>
-          <w:b/>
-          <w:bCs/>
-          <w:sz w:val="28"/>
-          <w:szCs w:val="28"/>
-        </w:rPr>
+        <w:lastRenderedPageBreak/>
         <w:t>Compare both implementations</w:t>
       </w:r>
     </w:p>
@@ -1420,29 +1654,39 @@
             <w:pPr>
               <w:rPr>
                 <w:rFonts w:ascii="Times New Roman" w:hAnsi="Times New Roman" w:cs="Times New Roman"/>
+                <w:b w:val="0"/>
+                <w:bCs w:val="0"/>
               </w:rPr>
             </w:pPr>
             <w:r>
               <w:rPr>
                 <w:rFonts w:ascii="Times New Roman" w:hAnsi="Times New Roman" w:cs="Times New Roman"/>
+                <w:b w:val="0"/>
+                <w:bCs w:val="0"/>
               </w:rPr>
               <w:t>Criteria</w:t>
             </w:r>
             <w:r>
               <w:rPr>
                 <w:rFonts w:ascii="Times New Roman" w:hAnsi="Times New Roman" w:cs="Times New Roman"/>
+                <w:b w:val="0"/>
+                <w:bCs w:val="0"/>
               </w:rPr>
               <w:t>(</w:t>
             </w:r>
             <w:r>
               <w:rPr>
                 <w:rFonts w:ascii="Times New Roman" w:hAnsi="Times New Roman" w:cs="Times New Roman"/>
+                <w:b w:val="0"/>
+                <w:bCs w:val="0"/>
               </w:rPr>
               <w:t>properties</w:t>
             </w:r>
             <w:r>
               <w:rPr>
                 <w:rFonts w:ascii="Times New Roman" w:hAnsi="Times New Roman" w:cs="Times New Roman"/>
+                <w:b w:val="0"/>
+                <w:bCs w:val="0"/>
               </w:rPr>
               <w:t>)</w:t>
             </w:r>
@@ -1457,11 +1701,15 @@
               <w:cnfStyle w:val="100000000000" w:firstRow="1" w:lastRow="0" w:firstColumn="0" w:lastColumn="0" w:oddVBand="0" w:evenVBand="0" w:oddHBand="0" w:evenHBand="0" w:firstRowFirstColumn="0" w:firstRowLastColumn="0" w:lastRowFirstColumn="0" w:lastRowLastColumn="0"/>
               <w:rPr>
                 <w:rFonts w:ascii="Times New Roman" w:hAnsi="Times New Roman" w:cs="Times New Roman"/>
+                <w:b w:val="0"/>
+                <w:bCs w:val="0"/>
               </w:rPr>
             </w:pPr>
             <w:r>
               <w:rPr>
                 <w:rFonts w:ascii="Times New Roman" w:hAnsi="Times New Roman" w:cs="Times New Roman"/>
+                <w:b w:val="0"/>
+                <w:bCs w:val="0"/>
               </w:rPr>
               <w:t>My code</w:t>
             </w:r>
@@ -1476,11 +1724,15 @@
               <w:cnfStyle w:val="100000000000" w:firstRow="1" w:lastRow="0" w:firstColumn="0" w:lastColumn="0" w:oddVBand="0" w:evenVBand="0" w:oddHBand="0" w:evenHBand="0" w:firstRowFirstColumn="0" w:firstRowLastColumn="0" w:lastRowFirstColumn="0" w:lastRowLastColumn="0"/>
               <w:rPr>
                 <w:rFonts w:ascii="Times New Roman" w:hAnsi="Times New Roman" w:cs="Times New Roman"/>
+                <w:b w:val="0"/>
+                <w:bCs w:val="0"/>
               </w:rPr>
             </w:pPr>
             <w:r>
               <w:rPr>
                 <w:rFonts w:ascii="Times New Roman" w:hAnsi="Times New Roman" w:cs="Times New Roman"/>
+                <w:b w:val="0"/>
+                <w:bCs w:val="0"/>
               </w:rPr>
               <w:t xml:space="preserve">AI-Assisted Programming                         </w:t>
             </w:r>
@@ -1497,11 +1749,15 @@
             <w:pPr>
               <w:rPr>
                 <w:rFonts w:ascii="Times New Roman" w:hAnsi="Times New Roman" w:cs="Times New Roman"/>
+                <w:b w:val="0"/>
+                <w:bCs w:val="0"/>
               </w:rPr>
             </w:pPr>
             <w:r>
               <w:rPr>
                 <w:rFonts w:ascii="Times New Roman" w:hAnsi="Times New Roman" w:cs="Times New Roman"/>
+                <w:b w:val="0"/>
+                <w:bCs w:val="0"/>
               </w:rPr>
               <w:t>Development Time</w:t>
             </w:r>
@@ -1562,11 +1818,15 @@
             <w:pPr>
               <w:rPr>
                 <w:rFonts w:ascii="Times New Roman" w:hAnsi="Times New Roman" w:cs="Times New Roman"/>
+                <w:b w:val="0"/>
+                <w:bCs w:val="0"/>
               </w:rPr>
             </w:pPr>
             <w:r>
               <w:rPr>
                 <w:rFonts w:ascii="Times New Roman" w:hAnsi="Times New Roman" w:cs="Times New Roman"/>
+                <w:b w:val="0"/>
+                <w:bCs w:val="0"/>
               </w:rPr>
               <w:t xml:space="preserve">Code Quality     </w:t>
             </w:r>
@@ -1633,11 +1893,15 @@
             <w:pPr>
               <w:rPr>
                 <w:rFonts w:ascii="Times New Roman" w:hAnsi="Times New Roman" w:cs="Times New Roman"/>
+                <w:b w:val="0"/>
+                <w:bCs w:val="0"/>
               </w:rPr>
             </w:pPr>
             <w:r>
               <w:rPr>
                 <w:rFonts w:ascii="Times New Roman" w:hAnsi="Times New Roman" w:cs="Times New Roman"/>
+                <w:b w:val="0"/>
+                <w:bCs w:val="0"/>
               </w:rPr>
               <w:t xml:space="preserve">Error Handling   </w:t>
             </w:r>
@@ -1704,11 +1968,15 @@
             <w:pPr>
               <w:rPr>
                 <w:rFonts w:ascii="Times New Roman" w:hAnsi="Times New Roman" w:cs="Times New Roman"/>
+                <w:b w:val="0"/>
+                <w:bCs w:val="0"/>
               </w:rPr>
             </w:pPr>
             <w:r>
               <w:rPr>
                 <w:rFonts w:ascii="Times New Roman" w:hAnsi="Times New Roman" w:cs="Times New Roman"/>
+                <w:b w:val="0"/>
+                <w:bCs w:val="0"/>
               </w:rPr>
               <w:t xml:space="preserve">Readability  </w:t>
             </w:r>
@@ -1799,11 +2067,15 @@
             <w:pPr>
               <w:rPr>
                 <w:rFonts w:ascii="Times New Roman" w:hAnsi="Times New Roman" w:cs="Times New Roman"/>
+                <w:b w:val="0"/>
+                <w:bCs w:val="0"/>
               </w:rPr>
             </w:pPr>
             <w:r>
               <w:rPr>
                 <w:rFonts w:ascii="Times New Roman" w:hAnsi="Times New Roman" w:cs="Times New Roman"/>
+                <w:b w:val="0"/>
+                <w:bCs w:val="0"/>
               </w:rPr>
               <w:t>Maintainability</w:t>
             </w:r>
@@ -1936,6 +2208,17 @@
           <w:rFonts w:ascii="Times New Roman" w:hAnsi="Times New Roman" w:cs="Times New Roman"/>
           <w:b/>
           <w:bCs/>
+          <w:sz w:val="28"/>
+          <w:szCs w:val="28"/>
+        </w:rPr>
+      </w:pPr>
+    </w:p>
+    <w:p>
+      <w:pPr>
+        <w:rPr>
+          <w:rFonts w:ascii="Times New Roman" w:hAnsi="Times New Roman" w:cs="Times New Roman"/>
+          <w:b/>
+          <w:bCs/>
           <w:sz w:val="32"/>
           <w:szCs w:val="32"/>
         </w:rPr>
@@ -2009,7 +2292,7 @@
       </w:r>
     </w:p>
     <w:sectPr>
-      <w:footerReference w:type="default" r:id="rId8"/>
+      <w:footerReference w:type="default" r:id="rId10"/>
       <w:pgSz w:w="11906" w:h="16838" w:code="9"/>
       <w:pgMar w:top="1440" w:right="1440" w:bottom="1440" w:left="1440" w:header="709" w:footer="709" w:gutter="0"/>
       <w:pgBorders w:offsetFrom="page">
@@ -3722,6 +4005,29 @@
       </w:rPr>
     </w:tblStylePr>
   </w:style>
+  <w:style w:type="character" w:styleId="Hyperlink">
+    <w:name w:val="Hyperlink"/>
+    <w:basedOn w:val="DefaultParagraphFont"/>
+    <w:uiPriority w:val="99"/>
+    <w:unhideWhenUsed/>
+    <w:rsid w:val="00F0753E"/>
+    <w:rPr>
+      <w:color w:val="467886" w:themeColor="hyperlink"/>
+      <w:u w:val="single"/>
+    </w:rPr>
+  </w:style>
+  <w:style w:type="character" w:styleId="UnresolvedMention">
+    <w:name w:val="Unresolved Mention"/>
+    <w:basedOn w:val="DefaultParagraphFont"/>
+    <w:uiPriority w:val="99"/>
+    <w:semiHidden/>
+    <w:unhideWhenUsed/>
+    <w:rsid w:val="00F0753E"/>
+    <w:rPr>
+      <w:color w:val="605E5C"/>
+      <w:shd w:val="clear" w:color="auto" w:fill="E1DFDD"/>
+    </w:rPr>
+  </w:style>
 </w:styles>
 </file>
 

--- a/Analyzing the Role of AI.docx
+++ b/Analyzing the Role of AI.docx
@@ -2190,9 +2190,7 @@
           <w:szCs w:val="28"/>
         </w:rPr>
       </w:pPr>
-    </w:p>
-    <w:p>
-      <w:pPr>
+      <w:r>
         <w:rPr>
           <w:rFonts w:ascii="Times New Roman" w:hAnsi="Times New Roman" w:cs="Times New Roman"/>
           <w:b/>
@@ -2200,7 +2198,8 @@
           <w:sz w:val="28"/>
           <w:szCs w:val="28"/>
         </w:rPr>
-      </w:pPr>
+        <w:t xml:space="preserve">Use Case Diagram </w:t>
+      </w:r>
     </w:p>
     <w:p>
       <w:pPr>
@@ -2212,6 +2211,871 @@
           <w:szCs w:val="28"/>
         </w:rPr>
       </w:pPr>
+      <w:r>
+        <w:rPr>
+          <w:rFonts w:ascii="Times New Roman" w:hAnsi="Times New Roman" w:cs="Times New Roman"/>
+          <w:b/>
+          <w:bCs/>
+          <w:sz w:val="28"/>
+          <w:szCs w:val="28"/>
+        </w:rPr>
+        <w:t xml:space="preserve">Class Diagram </w:t>
+      </w:r>
+    </w:p>
+    <w:p>
+      <w:pPr>
+        <w:rPr>
+          <w:rFonts w:ascii="Times New Roman" w:hAnsi="Times New Roman" w:cs="Times New Roman"/>
+          <w:b/>
+          <w:bCs/>
+          <w:sz w:val="28"/>
+          <w:szCs w:val="28"/>
+        </w:rPr>
+      </w:pPr>
+      <w:r>
+        <w:rPr>
+          <w:rFonts w:ascii="Times New Roman" w:hAnsi="Times New Roman" w:cs="Times New Roman"/>
+          <w:b/>
+          <w:bCs/>
+          <w:sz w:val="28"/>
+          <w:szCs w:val="28"/>
+        </w:rPr>
+        <w:t>Activity Diagram</w:t>
+      </w:r>
+    </w:p>
+    <w:p>
+      <w:pPr>
+        <w:rPr>
+          <w:rFonts w:ascii="Times New Roman" w:hAnsi="Times New Roman" w:cs="Times New Roman"/>
+          <w:b/>
+          <w:bCs/>
+          <w:sz w:val="28"/>
+          <w:szCs w:val="28"/>
+        </w:rPr>
+      </w:pPr>
+    </w:p>
+    <w:tbl>
+      <w:tblPr>
+        <w:tblStyle w:val="GridTable1Light"/>
+        <w:tblW w:w="0" w:type="auto"/>
+        <w:tblLook w:val="04A0" w:firstRow="1" w:lastRow="0" w:firstColumn="1" w:lastColumn="0" w:noHBand="0" w:noVBand="1"/>
+      </w:tblPr>
+      <w:tblGrid>
+        <w:gridCol w:w="2236"/>
+        <w:gridCol w:w="2729"/>
+        <w:gridCol w:w="3695"/>
+      </w:tblGrid>
+      <w:tr>
+        <w:trPr>
+          <w:cnfStyle w:val="100000000000" w:firstRow="1" w:lastRow="0" w:firstColumn="0" w:lastColumn="0" w:oddVBand="0" w:evenVBand="0" w:oddHBand="0" w:evenHBand="0" w:firstRowFirstColumn="0" w:firstRowLastColumn="0" w:lastRowFirstColumn="0" w:lastRowLastColumn="0"/>
+        </w:trPr>
+        <w:tc>
+          <w:tcPr>
+            <w:cnfStyle w:val="001000000000" w:firstRow="0" w:lastRow="0" w:firstColumn="1" w:lastColumn="0" w:oddVBand="0" w:evenVBand="0" w:oddHBand="0" w:evenHBand="0" w:firstRowFirstColumn="0" w:firstRowLastColumn="0" w:lastRowFirstColumn="0" w:lastRowLastColumn="0"/>
+            <w:tcW w:w="0" w:type="auto"/>
+            <w:hideMark/>
+          </w:tcPr>
+          <w:p>
+            <w:pPr>
+              <w:jc w:val="center"/>
+              <w:rPr>
+                <w:rFonts w:ascii="Times New Roman" w:eastAsia="Times New Roman" w:hAnsi="Times New Roman" w:cs="Times New Roman"/>
+                <w:b w:val="0"/>
+                <w:bCs w:val="0"/>
+                <w:kern w:val="0"/>
+                <w14:ligatures w14:val="none"/>
+              </w:rPr>
+            </w:pPr>
+            <w:r>
+              <w:rPr>
+                <w:rFonts w:ascii="Times New Roman" w:eastAsia="Times New Roman" w:hAnsi="Times New Roman" w:cs="Times New Roman"/>
+                <w:b w:val="0"/>
+                <w:bCs w:val="0"/>
+                <w:kern w:val="0"/>
+                <w14:ligatures w14:val="none"/>
+              </w:rPr>
+              <w:t>Feature</w:t>
+            </w:r>
+          </w:p>
+        </w:tc>
+        <w:tc>
+          <w:tcPr>
+            <w:tcW w:w="0" w:type="auto"/>
+            <w:hideMark/>
+          </w:tcPr>
+          <w:p>
+            <w:pPr>
+              <w:jc w:val="center"/>
+              <w:cnfStyle w:val="100000000000" w:firstRow="1" w:lastRow="0" w:firstColumn="0" w:lastColumn="0" w:oddVBand="0" w:evenVBand="0" w:oddHBand="0" w:evenHBand="0" w:firstRowFirstColumn="0" w:firstRowLastColumn="0" w:lastRowFirstColumn="0" w:lastRowLastColumn="0"/>
+              <w:rPr>
+                <w:rFonts w:ascii="Times New Roman" w:eastAsia="Times New Roman" w:hAnsi="Times New Roman" w:cs="Times New Roman"/>
+                <w:b w:val="0"/>
+                <w:bCs w:val="0"/>
+                <w:kern w:val="0"/>
+                <w14:ligatures w14:val="none"/>
+              </w:rPr>
+            </w:pPr>
+            <w:r>
+              <w:rPr>
+                <w:rFonts w:ascii="Times New Roman" w:eastAsia="Times New Roman" w:hAnsi="Times New Roman" w:cs="Times New Roman"/>
+                <w:b w:val="0"/>
+                <w:bCs w:val="0"/>
+                <w:kern w:val="0"/>
+                <w14:ligatures w14:val="none"/>
+              </w:rPr>
+              <w:t>Version A (Manual Code)</w:t>
+            </w:r>
+          </w:p>
+        </w:tc>
+        <w:tc>
+          <w:tcPr>
+            <w:tcW w:w="0" w:type="auto"/>
+            <w:hideMark/>
+          </w:tcPr>
+          <w:p>
+            <w:pPr>
+              <w:jc w:val="center"/>
+              <w:cnfStyle w:val="100000000000" w:firstRow="1" w:lastRow="0" w:firstColumn="0" w:lastColumn="0" w:oddVBand="0" w:evenVBand="0" w:oddHBand="0" w:evenHBand="0" w:firstRowFirstColumn="0" w:firstRowLastColumn="0" w:lastRowFirstColumn="0" w:lastRowLastColumn="0"/>
+              <w:rPr>
+                <w:rFonts w:ascii="Times New Roman" w:eastAsia="Times New Roman" w:hAnsi="Times New Roman" w:cs="Times New Roman"/>
+                <w:b w:val="0"/>
+                <w:bCs w:val="0"/>
+                <w:kern w:val="0"/>
+                <w14:ligatures w14:val="none"/>
+              </w:rPr>
+            </w:pPr>
+            <w:r>
+              <w:rPr>
+                <w:rFonts w:ascii="Times New Roman" w:eastAsia="Times New Roman" w:hAnsi="Times New Roman" w:cs="Times New Roman"/>
+                <w:b w:val="0"/>
+                <w:bCs w:val="0"/>
+                <w:kern w:val="0"/>
+                <w14:ligatures w14:val="none"/>
+              </w:rPr>
+              <w:t>Version B (AI-Assisted Code)</w:t>
+            </w:r>
+          </w:p>
+        </w:tc>
+      </w:tr>
+      <w:tr>
+        <w:tc>
+          <w:tcPr>
+            <w:cnfStyle w:val="001000000000" w:firstRow="0" w:lastRow="0" w:firstColumn="1" w:lastColumn="0" w:oddVBand="0" w:evenVBand="0" w:oddHBand="0" w:evenHBand="0" w:firstRowFirstColumn="0" w:firstRowLastColumn="0" w:lastRowFirstColumn="0" w:lastRowLastColumn="0"/>
+            <w:tcW w:w="0" w:type="auto"/>
+            <w:hideMark/>
+          </w:tcPr>
+          <w:p>
+            <w:pPr>
+              <w:rPr>
+                <w:rFonts w:ascii="Times New Roman" w:eastAsia="Times New Roman" w:hAnsi="Times New Roman" w:cs="Times New Roman"/>
+                <w:b w:val="0"/>
+                <w:bCs w:val="0"/>
+                <w:kern w:val="0"/>
+                <w14:ligatures w14:val="none"/>
+              </w:rPr>
+            </w:pPr>
+            <w:r>
+              <w:rPr>
+                <w:rFonts w:ascii="Times New Roman" w:eastAsia="Times New Roman" w:hAnsi="Times New Roman" w:cs="Times New Roman"/>
+                <w:b w:val="0"/>
+                <w:bCs w:val="0"/>
+                <w:kern w:val="0"/>
+                <w14:ligatures w14:val="none"/>
+              </w:rPr>
+              <w:t>Book management</w:t>
+            </w:r>
+          </w:p>
+        </w:tc>
+        <w:tc>
+          <w:tcPr>
+            <w:tcW w:w="0" w:type="auto"/>
+            <w:hideMark/>
+          </w:tcPr>
+          <w:p>
+            <w:pPr>
+              <w:cnfStyle w:val="000000000000" w:firstRow="0" w:lastRow="0" w:firstColumn="0" w:lastColumn="0" w:oddVBand="0" w:evenVBand="0" w:oddHBand="0" w:evenHBand="0" w:firstRowFirstColumn="0" w:firstRowLastColumn="0" w:lastRowFirstColumn="0" w:lastRowLastColumn="0"/>
+              <w:rPr>
+                <w:rFonts w:ascii="Times New Roman" w:eastAsia="Times New Roman" w:hAnsi="Times New Roman" w:cs="Times New Roman"/>
+                <w:kern w:val="0"/>
+                <w14:ligatures w14:val="none"/>
+              </w:rPr>
+            </w:pPr>
+            <w:r>
+              <w:rPr>
+                <w:rFonts w:ascii="Times New Roman" w:eastAsia="Times New Roman" w:hAnsi="Times New Roman" w:cs="Times New Roman"/>
+                <w:kern w:val="0"/>
+                <w14:ligatures w14:val="none"/>
+              </w:rPr>
+              <w:t>Manually created</w:t>
+            </w:r>
+          </w:p>
+        </w:tc>
+        <w:tc>
+          <w:tcPr>
+            <w:tcW w:w="0" w:type="auto"/>
+            <w:hideMark/>
+          </w:tcPr>
+          <w:p>
+            <w:pPr>
+              <w:cnfStyle w:val="000000000000" w:firstRow="0" w:lastRow="0" w:firstColumn="0" w:lastColumn="0" w:oddVBand="0" w:evenVBand="0" w:oddHBand="0" w:evenHBand="0" w:firstRowFirstColumn="0" w:firstRowLastColumn="0" w:lastRowFirstColumn="0" w:lastRowLastColumn="0"/>
+              <w:rPr>
+                <w:rFonts w:ascii="Times New Roman" w:eastAsia="Times New Roman" w:hAnsi="Times New Roman" w:cs="Times New Roman"/>
+                <w:kern w:val="0"/>
+                <w14:ligatures w14:val="none"/>
+              </w:rPr>
+            </w:pPr>
+            <w:r>
+              <w:rPr>
+                <w:rFonts w:ascii="Times New Roman" w:eastAsia="Times New Roman" w:hAnsi="Times New Roman" w:cs="Times New Roman"/>
+                <w:kern w:val="0"/>
+                <w14:ligatures w14:val="none"/>
+              </w:rPr>
+              <w:t>Improved with encapsulation</w:t>
+            </w:r>
+          </w:p>
+        </w:tc>
+      </w:tr>
+      <w:tr>
+        <w:tc>
+          <w:tcPr>
+            <w:cnfStyle w:val="001000000000" w:firstRow="0" w:lastRow="0" w:firstColumn="1" w:lastColumn="0" w:oddVBand="0" w:evenVBand="0" w:oddHBand="0" w:evenHBand="0" w:firstRowFirstColumn="0" w:firstRowLastColumn="0" w:lastRowFirstColumn="0" w:lastRowLastColumn="0"/>
+            <w:tcW w:w="0" w:type="auto"/>
+            <w:hideMark/>
+          </w:tcPr>
+          <w:p>
+            <w:pPr>
+              <w:rPr>
+                <w:rFonts w:ascii="Times New Roman" w:eastAsia="Times New Roman" w:hAnsi="Times New Roman" w:cs="Times New Roman"/>
+                <w:b w:val="0"/>
+                <w:bCs w:val="0"/>
+                <w:kern w:val="0"/>
+                <w14:ligatures w14:val="none"/>
+              </w:rPr>
+            </w:pPr>
+            <w:r>
+              <w:rPr>
+                <w:rFonts w:ascii="Times New Roman" w:eastAsia="Times New Roman" w:hAnsi="Times New Roman" w:cs="Times New Roman"/>
+                <w:b w:val="0"/>
+                <w:bCs w:val="0"/>
+                <w:kern w:val="0"/>
+                <w14:ligatures w14:val="none"/>
+              </w:rPr>
+              <w:t>Student management</w:t>
+            </w:r>
+          </w:p>
+        </w:tc>
+        <w:tc>
+          <w:tcPr>
+            <w:tcW w:w="0" w:type="auto"/>
+            <w:hideMark/>
+          </w:tcPr>
+          <w:p>
+            <w:pPr>
+              <w:cnfStyle w:val="000000000000" w:firstRow="0" w:lastRow="0" w:firstColumn="0" w:lastColumn="0" w:oddVBand="0" w:evenVBand="0" w:oddHBand="0" w:evenHBand="0" w:firstRowFirstColumn="0" w:firstRowLastColumn="0" w:lastRowFirstColumn="0" w:lastRowLastColumn="0"/>
+              <w:rPr>
+                <w:rFonts w:ascii="Times New Roman" w:eastAsia="Times New Roman" w:hAnsi="Times New Roman" w:cs="Times New Roman"/>
+                <w:kern w:val="0"/>
+                <w14:ligatures w14:val="none"/>
+              </w:rPr>
+            </w:pPr>
+            <w:r>
+              <w:rPr>
+                <w:rFonts w:ascii="Times New Roman" w:eastAsia="Times New Roman" w:hAnsi="Times New Roman" w:cs="Times New Roman"/>
+                <w:kern w:val="0"/>
+                <w14:ligatures w14:val="none"/>
+              </w:rPr>
+              <w:t>Manually created</w:t>
+            </w:r>
+          </w:p>
+        </w:tc>
+        <w:tc>
+          <w:tcPr>
+            <w:tcW w:w="0" w:type="auto"/>
+            <w:hideMark/>
+          </w:tcPr>
+          <w:p>
+            <w:pPr>
+              <w:cnfStyle w:val="000000000000" w:firstRow="0" w:lastRow="0" w:firstColumn="0" w:lastColumn="0" w:oddVBand="0" w:evenVBand="0" w:oddHBand="0" w:evenHBand="0" w:firstRowFirstColumn="0" w:firstRowLastColumn="0" w:lastRowFirstColumn="0" w:lastRowLastColumn="0"/>
+              <w:rPr>
+                <w:rFonts w:ascii="Times New Roman" w:eastAsia="Times New Roman" w:hAnsi="Times New Roman" w:cs="Times New Roman"/>
+                <w:kern w:val="0"/>
+                <w14:ligatures w14:val="none"/>
+              </w:rPr>
+            </w:pPr>
+            <w:r>
+              <w:rPr>
+                <w:rFonts w:ascii="Times New Roman" w:eastAsia="Times New Roman" w:hAnsi="Times New Roman" w:cs="Times New Roman"/>
+                <w:kern w:val="0"/>
+                <w14:ligatures w14:val="none"/>
+              </w:rPr>
+              <w:t>Improved using inheritance</w:t>
+            </w:r>
+          </w:p>
+        </w:tc>
+      </w:tr>
+      <w:tr>
+        <w:tc>
+          <w:tcPr>
+            <w:cnfStyle w:val="001000000000" w:firstRow="0" w:lastRow="0" w:firstColumn="1" w:lastColumn="0" w:oddVBand="0" w:evenVBand="0" w:oddHBand="0" w:evenHBand="0" w:firstRowFirstColumn="0" w:firstRowLastColumn="0" w:lastRowFirstColumn="0" w:lastRowLastColumn="0"/>
+            <w:tcW w:w="0" w:type="auto"/>
+            <w:hideMark/>
+          </w:tcPr>
+          <w:p>
+            <w:pPr>
+              <w:rPr>
+                <w:rFonts w:ascii="Times New Roman" w:eastAsia="Times New Roman" w:hAnsi="Times New Roman" w:cs="Times New Roman"/>
+                <w:b w:val="0"/>
+                <w:bCs w:val="0"/>
+                <w:kern w:val="0"/>
+                <w14:ligatures w14:val="none"/>
+              </w:rPr>
+            </w:pPr>
+            <w:r>
+              <w:rPr>
+                <w:rFonts w:ascii="Times New Roman" w:eastAsia="Times New Roman" w:hAnsi="Times New Roman" w:cs="Times New Roman"/>
+                <w:b w:val="0"/>
+                <w:bCs w:val="0"/>
+                <w:kern w:val="0"/>
+                <w14:ligatures w14:val="none"/>
+              </w:rPr>
+              <w:t>Borrow/Return</w:t>
+            </w:r>
+          </w:p>
+        </w:tc>
+        <w:tc>
+          <w:tcPr>
+            <w:tcW w:w="0" w:type="auto"/>
+            <w:hideMark/>
+          </w:tcPr>
+          <w:p>
+            <w:pPr>
+              <w:cnfStyle w:val="000000000000" w:firstRow="0" w:lastRow="0" w:firstColumn="0" w:lastColumn="0" w:oddVBand="0" w:evenVBand="0" w:oddHBand="0" w:evenHBand="0" w:firstRowFirstColumn="0" w:firstRowLastColumn="0" w:lastRowFirstColumn="0" w:lastRowLastColumn="0"/>
+              <w:rPr>
+                <w:rFonts w:ascii="Times New Roman" w:eastAsia="Times New Roman" w:hAnsi="Times New Roman" w:cs="Times New Roman"/>
+                <w:kern w:val="0"/>
+                <w14:ligatures w14:val="none"/>
+              </w:rPr>
+            </w:pPr>
+            <w:r>
+              <w:rPr>
+                <w:rFonts w:ascii="Times New Roman" w:eastAsia="Times New Roman" w:hAnsi="Times New Roman" w:cs="Times New Roman"/>
+                <w:kern w:val="0"/>
+                <w14:ligatures w14:val="none"/>
+              </w:rPr>
+              <w:t>Basic implementation</w:t>
+            </w:r>
+          </w:p>
+        </w:tc>
+        <w:tc>
+          <w:tcPr>
+            <w:tcW w:w="0" w:type="auto"/>
+            <w:hideMark/>
+          </w:tcPr>
+          <w:p>
+            <w:pPr>
+              <w:cnfStyle w:val="000000000000" w:firstRow="0" w:lastRow="0" w:firstColumn="0" w:lastColumn="0" w:oddVBand="0" w:evenVBand="0" w:oddHBand="0" w:evenHBand="0" w:firstRowFirstColumn="0" w:firstRowLastColumn="0" w:lastRowFirstColumn="0" w:lastRowLastColumn="0"/>
+              <w:rPr>
+                <w:rFonts w:ascii="Times New Roman" w:eastAsia="Times New Roman" w:hAnsi="Times New Roman" w:cs="Times New Roman"/>
+                <w:kern w:val="0"/>
+                <w14:ligatures w14:val="none"/>
+              </w:rPr>
+            </w:pPr>
+            <w:r>
+              <w:rPr>
+                <w:rFonts w:ascii="Times New Roman" w:eastAsia="Times New Roman" w:hAnsi="Times New Roman" w:cs="Times New Roman"/>
+                <w:kern w:val="0"/>
+                <w14:ligatures w14:val="none"/>
+              </w:rPr>
+              <w:t>Student-book relationship added</w:t>
+            </w:r>
+          </w:p>
+        </w:tc>
+      </w:tr>
+      <w:tr>
+        <w:tc>
+          <w:tcPr>
+            <w:cnfStyle w:val="001000000000" w:firstRow="0" w:lastRow="0" w:firstColumn="1" w:lastColumn="0" w:oddVBand="0" w:evenVBand="0" w:oddHBand="0" w:evenHBand="0" w:firstRowFirstColumn="0" w:firstRowLastColumn="0" w:lastRowFirstColumn="0" w:lastRowLastColumn="0"/>
+            <w:tcW w:w="0" w:type="auto"/>
+            <w:hideMark/>
+          </w:tcPr>
+          <w:p>
+            <w:pPr>
+              <w:rPr>
+                <w:rFonts w:ascii="Times New Roman" w:eastAsia="Times New Roman" w:hAnsi="Times New Roman" w:cs="Times New Roman"/>
+                <w:b w:val="0"/>
+                <w:bCs w:val="0"/>
+                <w:kern w:val="0"/>
+                <w14:ligatures w14:val="none"/>
+              </w:rPr>
+            </w:pPr>
+            <w:r>
+              <w:rPr>
+                <w:rFonts w:ascii="Times New Roman" w:eastAsia="Times New Roman" w:hAnsi="Times New Roman" w:cs="Times New Roman"/>
+                <w:b w:val="0"/>
+                <w:bCs w:val="0"/>
+                <w:kern w:val="0"/>
+                <w14:ligatures w14:val="none"/>
+              </w:rPr>
+              <w:t>Search</w:t>
+            </w:r>
+          </w:p>
+        </w:tc>
+        <w:tc>
+          <w:tcPr>
+            <w:tcW w:w="0" w:type="auto"/>
+            <w:hideMark/>
+          </w:tcPr>
+          <w:p>
+            <w:pPr>
+              <w:cnfStyle w:val="000000000000" w:firstRow="0" w:lastRow="0" w:firstColumn="0" w:lastColumn="0" w:oddVBand="0" w:evenVBand="0" w:oddHBand="0" w:evenHBand="0" w:firstRowFirstColumn="0" w:firstRowLastColumn="0" w:lastRowFirstColumn="0" w:lastRowLastColumn="0"/>
+              <w:rPr>
+                <w:rFonts w:ascii="Times New Roman" w:eastAsia="Times New Roman" w:hAnsi="Times New Roman" w:cs="Times New Roman"/>
+                <w:kern w:val="0"/>
+                <w14:ligatures w14:val="none"/>
+              </w:rPr>
+            </w:pPr>
+            <w:r>
+              <w:rPr>
+                <w:rFonts w:ascii="Times New Roman" w:eastAsia="Times New Roman" w:hAnsi="Times New Roman" w:cs="Times New Roman"/>
+                <w:kern w:val="0"/>
+                <w14:ligatures w14:val="none"/>
+              </w:rPr>
+              <w:t>Not available</w:t>
+            </w:r>
+          </w:p>
+        </w:tc>
+        <w:tc>
+          <w:tcPr>
+            <w:tcW w:w="0" w:type="auto"/>
+            <w:hideMark/>
+          </w:tcPr>
+          <w:p>
+            <w:pPr>
+              <w:cnfStyle w:val="000000000000" w:firstRow="0" w:lastRow="0" w:firstColumn="0" w:lastColumn="0" w:oddVBand="0" w:evenVBand="0" w:oddHBand="0" w:evenHBand="0" w:firstRowFirstColumn="0" w:firstRowLastColumn="0" w:lastRowFirstColumn="0" w:lastRowLastColumn="0"/>
+              <w:rPr>
+                <w:rFonts w:ascii="Times New Roman" w:eastAsia="Times New Roman" w:hAnsi="Times New Roman" w:cs="Times New Roman"/>
+                <w:kern w:val="0"/>
+                <w14:ligatures w14:val="none"/>
+              </w:rPr>
+            </w:pPr>
+            <w:r>
+              <w:rPr>
+                <w:rFonts w:ascii="Times New Roman" w:eastAsia="Times New Roman" w:hAnsi="Times New Roman" w:cs="Times New Roman"/>
+                <w:kern w:val="0"/>
+                <w14:ligatures w14:val="none"/>
+              </w:rPr>
+              <w:t>Added using AI suggestion</w:t>
+            </w:r>
+          </w:p>
+        </w:tc>
+      </w:tr>
+      <w:tr>
+        <w:tc>
+          <w:tcPr>
+            <w:cnfStyle w:val="001000000000" w:firstRow="0" w:lastRow="0" w:firstColumn="1" w:lastColumn="0" w:oddVBand="0" w:evenVBand="0" w:oddHBand="0" w:evenHBand="0" w:firstRowFirstColumn="0" w:firstRowLastColumn="0" w:lastRowFirstColumn="0" w:lastRowLastColumn="0"/>
+            <w:tcW w:w="0" w:type="auto"/>
+            <w:hideMark/>
+          </w:tcPr>
+          <w:p>
+            <w:pPr>
+              <w:rPr>
+                <w:rFonts w:ascii="Times New Roman" w:eastAsia="Times New Roman" w:hAnsi="Times New Roman" w:cs="Times New Roman"/>
+                <w:b w:val="0"/>
+                <w:bCs w:val="0"/>
+                <w:kern w:val="0"/>
+                <w14:ligatures w14:val="none"/>
+              </w:rPr>
+            </w:pPr>
+            <w:r>
+              <w:rPr>
+                <w:rFonts w:ascii="Times New Roman" w:eastAsia="Times New Roman" w:hAnsi="Times New Roman" w:cs="Times New Roman"/>
+                <w:b w:val="0"/>
+                <w:bCs w:val="0"/>
+                <w:kern w:val="0"/>
+                <w14:ligatures w14:val="none"/>
+              </w:rPr>
+              <w:t>Date tracking</w:t>
+            </w:r>
+          </w:p>
+        </w:tc>
+        <w:tc>
+          <w:tcPr>
+            <w:tcW w:w="0" w:type="auto"/>
+            <w:hideMark/>
+          </w:tcPr>
+          <w:p>
+            <w:pPr>
+              <w:cnfStyle w:val="000000000000" w:firstRow="0" w:lastRow="0" w:firstColumn="0" w:lastColumn="0" w:oddVBand="0" w:evenVBand="0" w:oddHBand="0" w:evenHBand="0" w:firstRowFirstColumn="0" w:firstRowLastColumn="0" w:lastRowFirstColumn="0" w:lastRowLastColumn="0"/>
+              <w:rPr>
+                <w:rFonts w:ascii="Times New Roman" w:eastAsia="Times New Roman" w:hAnsi="Times New Roman" w:cs="Times New Roman"/>
+                <w:kern w:val="0"/>
+                <w14:ligatures w14:val="none"/>
+              </w:rPr>
+            </w:pPr>
+            <w:r>
+              <w:rPr>
+                <w:rFonts w:ascii="Times New Roman" w:eastAsia="Times New Roman" w:hAnsi="Times New Roman" w:cs="Times New Roman"/>
+                <w:kern w:val="0"/>
+                <w14:ligatures w14:val="none"/>
+              </w:rPr>
+              <w:t>Not available</w:t>
+            </w:r>
+          </w:p>
+        </w:tc>
+        <w:tc>
+          <w:tcPr>
+            <w:tcW w:w="0" w:type="auto"/>
+            <w:hideMark/>
+          </w:tcPr>
+          <w:p>
+            <w:pPr>
+              <w:cnfStyle w:val="000000000000" w:firstRow="0" w:lastRow="0" w:firstColumn="0" w:lastColumn="0" w:oddVBand="0" w:evenVBand="0" w:oddHBand="0" w:evenHBand="0" w:firstRowFirstColumn="0" w:firstRowLastColumn="0" w:lastRowFirstColumn="0" w:lastRowLastColumn="0"/>
+              <w:rPr>
+                <w:rFonts w:ascii="Times New Roman" w:eastAsia="Times New Roman" w:hAnsi="Times New Roman" w:cs="Times New Roman"/>
+                <w:kern w:val="0"/>
+                <w14:ligatures w14:val="none"/>
+              </w:rPr>
+            </w:pPr>
+            <w:r>
+              <w:rPr>
+                <w:rFonts w:ascii="Times New Roman" w:eastAsia="Times New Roman" w:hAnsi="Times New Roman" w:cs="Times New Roman"/>
+                <w:kern w:val="0"/>
+                <w14:ligatures w14:val="none"/>
+              </w:rPr>
+              <w:t xml:space="preserve">Added using </w:t>
+            </w:r>
+            <w:r>
+              <w:rPr>
+                <w:rFonts w:ascii="Times New Roman" w:eastAsia="Times New Roman" w:hAnsi="Times New Roman" w:cs="Times New Roman"/>
+                <w:kern w:val="0"/>
+                <w14:ligatures w14:val="none"/>
+              </w:rPr>
+              <w:t>Local Date</w:t>
+            </w:r>
+          </w:p>
+        </w:tc>
+      </w:tr>
+      <w:tr>
+        <w:tc>
+          <w:tcPr>
+            <w:cnfStyle w:val="001000000000" w:firstRow="0" w:lastRow="0" w:firstColumn="1" w:lastColumn="0" w:oddVBand="0" w:evenVBand="0" w:oddHBand="0" w:evenHBand="0" w:firstRowFirstColumn="0" w:firstRowLastColumn="0" w:lastRowFirstColumn="0" w:lastRowLastColumn="0"/>
+            <w:tcW w:w="0" w:type="auto"/>
+            <w:hideMark/>
+          </w:tcPr>
+          <w:p>
+            <w:pPr>
+              <w:rPr>
+                <w:rFonts w:ascii="Times New Roman" w:eastAsia="Times New Roman" w:hAnsi="Times New Roman" w:cs="Times New Roman"/>
+                <w:b w:val="0"/>
+                <w:bCs w:val="0"/>
+                <w:kern w:val="0"/>
+                <w14:ligatures w14:val="none"/>
+              </w:rPr>
+            </w:pPr>
+            <w:r>
+              <w:rPr>
+                <w:rFonts w:ascii="Times New Roman" w:eastAsia="Times New Roman" w:hAnsi="Times New Roman" w:cs="Times New Roman"/>
+                <w:b w:val="0"/>
+                <w:bCs w:val="0"/>
+                <w:kern w:val="0"/>
+                <w14:ligatures w14:val="none"/>
+              </w:rPr>
+              <w:t>Error handling</w:t>
+            </w:r>
+          </w:p>
+        </w:tc>
+        <w:tc>
+          <w:tcPr>
+            <w:tcW w:w="0" w:type="auto"/>
+            <w:hideMark/>
+          </w:tcPr>
+          <w:p>
+            <w:pPr>
+              <w:cnfStyle w:val="000000000000" w:firstRow="0" w:lastRow="0" w:firstColumn="0" w:lastColumn="0" w:oddVBand="0" w:evenVBand="0" w:oddHBand="0" w:evenHBand="0" w:firstRowFirstColumn="0" w:firstRowLastColumn="0" w:lastRowFirstColumn="0" w:lastRowLastColumn="0"/>
+              <w:rPr>
+                <w:rFonts w:ascii="Times New Roman" w:eastAsia="Times New Roman" w:hAnsi="Times New Roman" w:cs="Times New Roman"/>
+                <w:kern w:val="0"/>
+                <w14:ligatures w14:val="none"/>
+              </w:rPr>
+            </w:pPr>
+            <w:r>
+              <w:rPr>
+                <w:rFonts w:ascii="Times New Roman" w:eastAsia="Times New Roman" w:hAnsi="Times New Roman" w:cs="Times New Roman"/>
+                <w:kern w:val="0"/>
+                <w14:ligatures w14:val="none"/>
+              </w:rPr>
+              <w:t>Limited</w:t>
+            </w:r>
+          </w:p>
+        </w:tc>
+        <w:tc>
+          <w:tcPr>
+            <w:tcW w:w="0" w:type="auto"/>
+            <w:hideMark/>
+          </w:tcPr>
+          <w:p>
+            <w:pPr>
+              <w:cnfStyle w:val="000000000000" w:firstRow="0" w:lastRow="0" w:firstColumn="0" w:lastColumn="0" w:oddVBand="0" w:evenVBand="0" w:oddHBand="0" w:evenHBand="0" w:firstRowFirstColumn="0" w:firstRowLastColumn="0" w:lastRowFirstColumn="0" w:lastRowLastColumn="0"/>
+              <w:rPr>
+                <w:rFonts w:ascii="Times New Roman" w:eastAsia="Times New Roman" w:hAnsi="Times New Roman" w:cs="Times New Roman"/>
+                <w:kern w:val="0"/>
+                <w14:ligatures w14:val="none"/>
+              </w:rPr>
+            </w:pPr>
+            <w:r>
+              <w:rPr>
+                <w:rFonts w:ascii="Times New Roman" w:eastAsia="Times New Roman" w:hAnsi="Times New Roman" w:cs="Times New Roman"/>
+                <w:kern w:val="0"/>
+                <w14:ligatures w14:val="none"/>
+              </w:rPr>
+              <w:t>Added try-catch</w:t>
+            </w:r>
+          </w:p>
+        </w:tc>
+      </w:tr>
+      <w:tr>
+        <w:tc>
+          <w:tcPr>
+            <w:cnfStyle w:val="001000000000" w:firstRow="0" w:lastRow="0" w:firstColumn="1" w:lastColumn="0" w:oddVBand="0" w:evenVBand="0" w:oddHBand="0" w:evenHBand="0" w:firstRowFirstColumn="0" w:firstRowLastColumn="0" w:lastRowFirstColumn="0" w:lastRowLastColumn="0"/>
+            <w:tcW w:w="0" w:type="auto"/>
+            <w:hideMark/>
+          </w:tcPr>
+          <w:p>
+            <w:pPr>
+              <w:rPr>
+                <w:rFonts w:ascii="Times New Roman" w:eastAsia="Times New Roman" w:hAnsi="Times New Roman" w:cs="Times New Roman"/>
+                <w:b w:val="0"/>
+                <w:bCs w:val="0"/>
+                <w:kern w:val="0"/>
+                <w14:ligatures w14:val="none"/>
+              </w:rPr>
+            </w:pPr>
+            <w:r>
+              <w:rPr>
+                <w:rFonts w:ascii="Times New Roman" w:eastAsia="Times New Roman" w:hAnsi="Times New Roman" w:cs="Times New Roman"/>
+                <w:b w:val="0"/>
+                <w:bCs w:val="0"/>
+                <w:kern w:val="0"/>
+                <w14:ligatures w14:val="none"/>
+              </w:rPr>
+              <w:t>Data security</w:t>
+            </w:r>
+          </w:p>
+        </w:tc>
+        <w:tc>
+          <w:tcPr>
+            <w:tcW w:w="0" w:type="auto"/>
+            <w:hideMark/>
+          </w:tcPr>
+          <w:p>
+            <w:pPr>
+              <w:cnfStyle w:val="000000000000" w:firstRow="0" w:lastRow="0" w:firstColumn="0" w:lastColumn="0" w:oddVBand="0" w:evenVBand="0" w:oddHBand="0" w:evenHBand="0" w:firstRowFirstColumn="0" w:firstRowLastColumn="0" w:lastRowFirstColumn="0" w:lastRowLastColumn="0"/>
+              <w:rPr>
+                <w:rFonts w:ascii="Times New Roman" w:eastAsia="Times New Roman" w:hAnsi="Times New Roman" w:cs="Times New Roman"/>
+                <w:kern w:val="0"/>
+                <w14:ligatures w14:val="none"/>
+              </w:rPr>
+            </w:pPr>
+            <w:r>
+              <w:rPr>
+                <w:rFonts w:ascii="Times New Roman" w:eastAsia="Times New Roman" w:hAnsi="Times New Roman" w:cs="Times New Roman"/>
+                <w:kern w:val="0"/>
+                <w14:ligatures w14:val="none"/>
+              </w:rPr>
+              <w:t>Public variables</w:t>
+            </w:r>
+          </w:p>
+        </w:tc>
+        <w:tc>
+          <w:tcPr>
+            <w:tcW w:w="0" w:type="auto"/>
+            <w:hideMark/>
+          </w:tcPr>
+          <w:p>
+            <w:pPr>
+              <w:cnfStyle w:val="000000000000" w:firstRow="0" w:lastRow="0" w:firstColumn="0" w:lastColumn="0" w:oddVBand="0" w:evenVBand="0" w:oddHBand="0" w:evenHBand="0" w:firstRowFirstColumn="0" w:firstRowLastColumn="0" w:lastRowFirstColumn="0" w:lastRowLastColumn="0"/>
+              <w:rPr>
+                <w:rFonts w:ascii="Times New Roman" w:eastAsia="Times New Roman" w:hAnsi="Times New Roman" w:cs="Times New Roman"/>
+                <w:kern w:val="0"/>
+                <w14:ligatures w14:val="none"/>
+              </w:rPr>
+            </w:pPr>
+            <w:r>
+              <w:rPr>
+                <w:rFonts w:ascii="Times New Roman" w:eastAsia="Times New Roman" w:hAnsi="Times New Roman" w:cs="Times New Roman"/>
+                <w:kern w:val="0"/>
+                <w14:ligatures w14:val="none"/>
+              </w:rPr>
+              <w:t>Private variables + getters/setters</w:t>
+            </w:r>
+          </w:p>
+        </w:tc>
+      </w:tr>
+      <w:tr>
+        <w:tc>
+          <w:tcPr>
+            <w:cnfStyle w:val="001000000000" w:firstRow="0" w:lastRow="0" w:firstColumn="1" w:lastColumn="0" w:oddVBand="0" w:evenVBand="0" w:oddHBand="0" w:evenHBand="0" w:firstRowFirstColumn="0" w:firstRowLastColumn="0" w:lastRowFirstColumn="0" w:lastRowLastColumn="0"/>
+            <w:tcW w:w="0" w:type="auto"/>
+            <w:hideMark/>
+          </w:tcPr>
+          <w:p>
+            <w:pPr>
+              <w:rPr>
+                <w:rFonts w:ascii="Times New Roman" w:eastAsia="Times New Roman" w:hAnsi="Times New Roman" w:cs="Times New Roman"/>
+                <w:b w:val="0"/>
+                <w:bCs w:val="0"/>
+                <w:kern w:val="0"/>
+                <w14:ligatures w14:val="none"/>
+              </w:rPr>
+            </w:pPr>
+            <w:r>
+              <w:rPr>
+                <w:rFonts w:ascii="Times New Roman" w:eastAsia="Times New Roman" w:hAnsi="Times New Roman" w:cs="Times New Roman"/>
+                <w:b w:val="0"/>
+                <w:bCs w:val="0"/>
+                <w:kern w:val="0"/>
+                <w14:ligatures w14:val="none"/>
+              </w:rPr>
+              <w:t>OOP concepts</w:t>
+            </w:r>
+          </w:p>
+        </w:tc>
+        <w:tc>
+          <w:tcPr>
+            <w:tcW w:w="0" w:type="auto"/>
+            <w:hideMark/>
+          </w:tcPr>
+          <w:p>
+            <w:pPr>
+              <w:cnfStyle w:val="000000000000" w:firstRow="0" w:lastRow="0" w:firstColumn="0" w:lastColumn="0" w:oddVBand="0" w:evenVBand="0" w:oddHBand="0" w:evenHBand="0" w:firstRowFirstColumn="0" w:firstRowLastColumn="0" w:lastRowFirstColumn="0" w:lastRowLastColumn="0"/>
+              <w:rPr>
+                <w:rFonts w:ascii="Times New Roman" w:eastAsia="Times New Roman" w:hAnsi="Times New Roman" w:cs="Times New Roman"/>
+                <w:kern w:val="0"/>
+                <w14:ligatures w14:val="none"/>
+              </w:rPr>
+            </w:pPr>
+            <w:r>
+              <w:rPr>
+                <w:rFonts w:ascii="Times New Roman" w:eastAsia="Times New Roman" w:hAnsi="Times New Roman" w:cs="Times New Roman"/>
+                <w:kern w:val="0"/>
+                <w14:ligatures w14:val="none"/>
+              </w:rPr>
+              <w:t>Basic classes</w:t>
+            </w:r>
+          </w:p>
+        </w:tc>
+        <w:tc>
+          <w:tcPr>
+            <w:tcW w:w="0" w:type="auto"/>
+            <w:hideMark/>
+          </w:tcPr>
+          <w:p>
+            <w:pPr>
+              <w:cnfStyle w:val="000000000000" w:firstRow="0" w:lastRow="0" w:firstColumn="0" w:lastColumn="0" w:oddVBand="0" w:evenVBand="0" w:oddHBand="0" w:evenHBand="0" w:firstRowFirstColumn="0" w:firstRowLastColumn="0" w:lastRowFirstColumn="0" w:lastRowLastColumn="0"/>
+              <w:rPr>
+                <w:rFonts w:ascii="Times New Roman" w:eastAsia="Times New Roman" w:hAnsi="Times New Roman" w:cs="Times New Roman"/>
+                <w:kern w:val="0"/>
+                <w14:ligatures w14:val="none"/>
+              </w:rPr>
+            </w:pPr>
+            <w:r>
+              <w:rPr>
+                <w:rFonts w:ascii="Times New Roman" w:eastAsia="Times New Roman" w:hAnsi="Times New Roman" w:cs="Times New Roman"/>
+                <w:kern w:val="0"/>
+                <w14:ligatures w14:val="none"/>
+              </w:rPr>
+              <w:t>Interface, inheritance, encapsulation</w:t>
+            </w:r>
+          </w:p>
+        </w:tc>
+      </w:tr>
+      <w:tr>
+        <w:tc>
+          <w:tcPr>
+            <w:cnfStyle w:val="001000000000" w:firstRow="0" w:lastRow="0" w:firstColumn="1" w:lastColumn="0" w:oddVBand="0" w:evenVBand="0" w:oddHBand="0" w:evenHBand="0" w:firstRowFirstColumn="0" w:firstRowLastColumn="0" w:lastRowFirstColumn="0" w:lastRowLastColumn="0"/>
+            <w:tcW w:w="0" w:type="auto"/>
+            <w:hideMark/>
+          </w:tcPr>
+          <w:p>
+            <w:pPr>
+              <w:rPr>
+                <w:rFonts w:ascii="Times New Roman" w:eastAsia="Times New Roman" w:hAnsi="Times New Roman" w:cs="Times New Roman"/>
+                <w:b w:val="0"/>
+                <w:bCs w:val="0"/>
+                <w:kern w:val="0"/>
+                <w14:ligatures w14:val="none"/>
+              </w:rPr>
+            </w:pPr>
+            <w:r>
+              <w:rPr>
+                <w:rFonts w:ascii="Times New Roman" w:eastAsia="Times New Roman" w:hAnsi="Times New Roman" w:cs="Times New Roman"/>
+                <w:b w:val="0"/>
+                <w:bCs w:val="0"/>
+                <w:kern w:val="0"/>
+                <w14:ligatures w14:val="none"/>
+              </w:rPr>
+              <w:t>Code quality</w:t>
+            </w:r>
+          </w:p>
+        </w:tc>
+        <w:tc>
+          <w:tcPr>
+            <w:tcW w:w="0" w:type="auto"/>
+            <w:hideMark/>
+          </w:tcPr>
+          <w:p>
+            <w:pPr>
+              <w:cnfStyle w:val="000000000000" w:firstRow="0" w:lastRow="0" w:firstColumn="0" w:lastColumn="0" w:oddVBand="0" w:evenVBand="0" w:oddHBand="0" w:evenHBand="0" w:firstRowFirstColumn="0" w:firstRowLastColumn="0" w:lastRowFirstColumn="0" w:lastRowLastColumn="0"/>
+              <w:rPr>
+                <w:rFonts w:ascii="Times New Roman" w:eastAsia="Times New Roman" w:hAnsi="Times New Roman" w:cs="Times New Roman"/>
+                <w:kern w:val="0"/>
+                <w14:ligatures w14:val="none"/>
+              </w:rPr>
+            </w:pPr>
+            <w:r>
+              <w:rPr>
+                <w:rFonts w:ascii="Times New Roman" w:eastAsia="Times New Roman" w:hAnsi="Times New Roman" w:cs="Times New Roman"/>
+                <w:kern w:val="0"/>
+                <w14:ligatures w14:val="none"/>
+              </w:rPr>
+              <w:t>Simple</w:t>
+            </w:r>
+          </w:p>
+        </w:tc>
+        <w:tc>
+          <w:tcPr>
+            <w:tcW w:w="0" w:type="auto"/>
+            <w:hideMark/>
+          </w:tcPr>
+          <w:p>
+            <w:pPr>
+              <w:cnfStyle w:val="000000000000" w:firstRow="0" w:lastRow="0" w:firstColumn="0" w:lastColumn="0" w:oddVBand="0" w:evenVBand="0" w:oddHBand="0" w:evenHBand="0" w:firstRowFirstColumn="0" w:firstRowLastColumn="0" w:lastRowFirstColumn="0" w:lastRowLastColumn="0"/>
+              <w:rPr>
+                <w:rFonts w:ascii="Times New Roman" w:eastAsia="Times New Roman" w:hAnsi="Times New Roman" w:cs="Times New Roman"/>
+                <w:kern w:val="0"/>
+                <w14:ligatures w14:val="none"/>
+              </w:rPr>
+            </w:pPr>
+            <w:r>
+              <w:rPr>
+                <w:rFonts w:ascii="Times New Roman" w:eastAsia="Times New Roman" w:hAnsi="Times New Roman" w:cs="Times New Roman"/>
+                <w:kern w:val="0"/>
+                <w14:ligatures w14:val="none"/>
+              </w:rPr>
+              <w:t>More structured and maintainable</w:t>
+            </w:r>
+          </w:p>
+        </w:tc>
+      </w:tr>
+    </w:tbl>
+    <w:p>
+      <w:pPr>
+        <w:rPr>
+          <w:rFonts w:ascii="Times New Roman" w:hAnsi="Times New Roman" w:cs="Times New Roman"/>
+          <w:sz w:val="28"/>
+          <w:szCs w:val="28"/>
+        </w:rPr>
+      </w:pPr>
     </w:p>
     <w:p>
       <w:pPr>
@@ -2276,7 +3140,14 @@
         <w:rPr>
           <w:rFonts w:ascii="Times New Roman" w:hAnsi="Times New Roman" w:cs="Times New Roman"/>
         </w:rPr>
-        <w:t xml:space="preserve">AI coding tools are reshaping both programming education and the software industry — making coding more accessible, speeding up development, and helping people learn by seeing working examples and instant explanations. However, they aren't a replacement for real understanding or human judgment. In education, students who rely on AI without learning the fundamentals risk becoming dependent on it, while those who use it as a learning aid alongside solid basics can grow faster and more confidently. In </w:t>
+        <w:t xml:space="preserve">AI coding tools are reshaping both programming education and the software industry — making coding more accessible, speeding up development, and helping people learn by </w:t>
+      </w:r>
+      <w:r>
+        <w:rPr>
+          <w:rFonts w:ascii="Times New Roman" w:hAnsi="Times New Roman" w:cs="Times New Roman"/>
+        </w:rPr>
+        <w:lastRenderedPageBreak/>
+        <w:t xml:space="preserve">seeing working examples and instant explanations. However, they aren't a replacement for real understanding or human judgment. In education, students who rely on AI without learning the fundamentals risk becoming dependent on it, while those who use it as a learning aid alongside solid basics can grow faster and more confidently. In </w:t>
       </w:r>
       <w:r>
         <w:rPr>

--- a/Analyzing the Role of AI.docx
+++ b/Analyzing the Role of AI.docx
@@ -407,7 +407,6 @@
         </w:rPr>
         <w:t xml:space="preserve"> </w:t>
       </w:r>
-      <w:proofErr w:type="gramStart"/>
       <w:r>
         <w:rPr>
           <w:rFonts w:ascii="Times New Roman" w:hAnsi="Times New Roman" w:cs="Times New Roman"/>
@@ -418,14 +417,7 @@
         <w:rPr>
           <w:rFonts w:ascii="Times New Roman" w:hAnsi="Times New Roman" w:cs="Times New Roman"/>
         </w:rPr>
-        <w:t>xplaining</w:t>
-      </w:r>
-      <w:proofErr w:type="gramEnd"/>
-      <w:r>
-        <w:rPr>
-          <w:rFonts w:ascii="Times New Roman" w:hAnsi="Times New Roman" w:cs="Times New Roman"/>
-        </w:rPr>
-        <w:t xml:space="preserve"> code</w:t>
+        <w:t>xplaining code</w:t>
       </w:r>
       <w:r>
         <w:rPr>
@@ -436,7 +428,6 @@
       <w:r>
         <w:t xml:space="preserve"> </w:t>
       </w:r>
-      <w:proofErr w:type="gramStart"/>
       <w:r>
         <w:rPr>
           <w:rFonts w:ascii="Times New Roman" w:hAnsi="Times New Roman" w:cs="Times New Roman"/>
@@ -447,14 +438,7 @@
         <w:rPr>
           <w:rFonts w:ascii="Times New Roman" w:hAnsi="Times New Roman" w:cs="Times New Roman"/>
         </w:rPr>
-        <w:t>inding</w:t>
-      </w:r>
-      <w:proofErr w:type="gramEnd"/>
-      <w:r>
-        <w:rPr>
-          <w:rFonts w:ascii="Times New Roman" w:hAnsi="Times New Roman" w:cs="Times New Roman"/>
-        </w:rPr>
-        <w:t xml:space="preserve"> bugs</w:t>
+        <w:t>inding bugs</w:t>
       </w:r>
       <w:r>
         <w:rPr>
@@ -465,7 +449,6 @@
       <w:r>
         <w:t xml:space="preserve"> </w:t>
       </w:r>
-      <w:proofErr w:type="gramStart"/>
       <w:r>
         <w:rPr>
           <w:rFonts w:ascii="Times New Roman" w:hAnsi="Times New Roman" w:cs="Times New Roman"/>
@@ -476,14 +459,7 @@
         <w:rPr>
           <w:rFonts w:ascii="Times New Roman" w:hAnsi="Times New Roman" w:cs="Times New Roman"/>
         </w:rPr>
-        <w:t>reating</w:t>
-      </w:r>
-      <w:proofErr w:type="gramEnd"/>
-      <w:r>
-        <w:rPr>
-          <w:rFonts w:ascii="Times New Roman" w:hAnsi="Times New Roman" w:cs="Times New Roman"/>
-        </w:rPr>
-        <w:t xml:space="preserve"> functions</w:t>
+        <w:t>reating functions</w:t>
       </w:r>
       <w:r>
         <w:rPr>
@@ -494,7 +470,6 @@
       <w:r>
         <w:t xml:space="preserve"> </w:t>
       </w:r>
-      <w:proofErr w:type="gramStart"/>
       <w:r>
         <w:rPr>
           <w:rFonts w:ascii="Times New Roman" w:hAnsi="Times New Roman" w:cs="Times New Roman"/>
@@ -505,14 +480,7 @@
         <w:rPr>
           <w:rFonts w:ascii="Times New Roman" w:hAnsi="Times New Roman" w:cs="Times New Roman"/>
         </w:rPr>
-        <w:t>riting</w:t>
-      </w:r>
-      <w:proofErr w:type="gramEnd"/>
-      <w:r>
-        <w:rPr>
-          <w:rFonts w:ascii="Times New Roman" w:hAnsi="Times New Roman" w:cs="Times New Roman"/>
-        </w:rPr>
-        <w:t xml:space="preserve"> comments</w:t>
+        <w:t>riting comments</w:t>
       </w:r>
       <w:r>
         <w:rPr>
@@ -523,7 +491,6 @@
       <w:r>
         <w:t xml:space="preserve"> </w:t>
       </w:r>
-      <w:proofErr w:type="gramStart"/>
       <w:r>
         <w:rPr>
           <w:rFonts w:ascii="Times New Roman" w:hAnsi="Times New Roman" w:cs="Times New Roman"/>
@@ -534,9 +501,8 @@
         <w:rPr>
           <w:rFonts w:ascii="Times New Roman" w:hAnsi="Times New Roman" w:cs="Times New Roman"/>
         </w:rPr>
-        <w:t>enerating</w:t>
-      </w:r>
-      <w:proofErr w:type="gramEnd"/>
+        <w:t>enerate</w:t>
+      </w:r>
       <w:r>
         <w:rPr>
           <w:rFonts w:ascii="Times New Roman" w:hAnsi="Times New Roman" w:cs="Times New Roman"/>
@@ -547,27 +513,13 @@
         <w:rPr>
           <w:rFonts w:ascii="Times New Roman" w:hAnsi="Times New Roman" w:cs="Times New Roman"/>
         </w:rPr>
-        <w:t xml:space="preserve"> and </w:t>
-      </w:r>
-      <w:proofErr w:type="gramStart"/>
-      <w:r>
-        <w:rPr>
-          <w:rFonts w:ascii="Times New Roman" w:hAnsi="Times New Roman" w:cs="Times New Roman"/>
-        </w:rPr>
-        <w:t>s</w:t>
-      </w:r>
-      <w:r>
-        <w:rPr>
-          <w:rFonts w:ascii="Times New Roman" w:hAnsi="Times New Roman" w:cs="Times New Roman"/>
-        </w:rPr>
-        <w:t>uggesting</w:t>
-      </w:r>
-      <w:proofErr w:type="gramEnd"/>
-      <w:r>
-        <w:rPr>
-          <w:rFonts w:ascii="Times New Roman" w:hAnsi="Times New Roman" w:cs="Times New Roman"/>
-        </w:rPr>
-        <w:t xml:space="preserve"> improvements</w:t>
+        <w:t xml:space="preserve"> and s</w:t>
+      </w:r>
+      <w:r>
+        <w:rPr>
+          <w:rFonts w:ascii="Times New Roman" w:hAnsi="Times New Roman" w:cs="Times New Roman"/>
+        </w:rPr>
+        <w:t>uggesting improvements</w:t>
       </w:r>
     </w:p>
     <w:p>
@@ -1430,6 +1382,12 @@
         <w:rPr>
           <w:rFonts w:ascii="Times New Roman" w:hAnsi="Times New Roman" w:cs="Times New Roman"/>
         </w:rPr>
+        <w:t xml:space="preserve"># </w:t>
+      </w:r>
+      <w:r>
+        <w:rPr>
+          <w:rFonts w:ascii="Times New Roman" w:hAnsi="Times New Roman" w:cs="Times New Roman"/>
+        </w:rPr>
         <w:t xml:space="preserve">AI prompt - </w:t>
       </w:r>
       <w:r>
@@ -1478,21 +1436,7 @@
         <w:rPr>
           <w:rFonts w:ascii="Times New Roman" w:hAnsi="Times New Roman" w:cs="Times New Roman"/>
         </w:rPr>
-        <w:t xml:space="preserve"> add books, view books, </w:t>
-      </w:r>
-      <w:proofErr w:type="gramStart"/>
-      <w:r>
-        <w:rPr>
-          <w:rFonts w:ascii="Times New Roman" w:hAnsi="Times New Roman" w:cs="Times New Roman"/>
-        </w:rPr>
-        <w:t>add</w:t>
-      </w:r>
-      <w:proofErr w:type="gramEnd"/>
-      <w:r>
-        <w:rPr>
-          <w:rFonts w:ascii="Times New Roman" w:hAnsi="Times New Roman" w:cs="Times New Roman"/>
-        </w:rPr>
-        <w:t xml:space="preserve"> student, view </w:t>
+        <w:t xml:space="preserve"> add books, view books, add student, view </w:t>
       </w:r>
       <w:r>
         <w:rPr>
@@ -1504,30 +1448,14 @@
         <w:rPr>
           <w:rFonts w:ascii="Times New Roman" w:hAnsi="Times New Roman" w:cs="Times New Roman"/>
         </w:rPr>
-        <w:t xml:space="preserve"> return books and </w:t>
-      </w:r>
-      <w:proofErr w:type="gramStart"/>
-      <w:r>
-        <w:rPr>
-          <w:rFonts w:ascii="Times New Roman" w:hAnsi="Times New Roman" w:cs="Times New Roman"/>
-        </w:rPr>
-        <w:t>barrow</w:t>
-      </w:r>
-      <w:proofErr w:type="gramEnd"/>
-      <w:r>
-        <w:rPr>
-          <w:rFonts w:ascii="Times New Roman" w:hAnsi="Times New Roman" w:cs="Times New Roman"/>
-        </w:rPr>
-        <w:t xml:space="preserve"> books give minimal code 1 file use </w:t>
-      </w:r>
-      <w:proofErr w:type="gramStart"/>
-      <w:r>
-        <w:rPr>
-          <w:rFonts w:ascii="Times New Roman" w:hAnsi="Times New Roman" w:cs="Times New Roman"/>
-        </w:rPr>
-        <w:t>oops  Concept</w:t>
-      </w:r>
-      <w:proofErr w:type="gramEnd"/>
+        <w:t xml:space="preserve"> return books and barrow books give minimal code 1 file use </w:t>
+      </w:r>
+      <w:r>
+        <w:rPr>
+          <w:rFonts w:ascii="Times New Roman" w:hAnsi="Times New Roman" w:cs="Times New Roman"/>
+        </w:rPr>
+        <w:t>oops Concept</w:t>
+      </w:r>
       <w:r>
         <w:rPr>
           <w:rFonts w:ascii="Times New Roman" w:hAnsi="Times New Roman" w:cs="Times New Roman"/>
@@ -1579,6 +1507,12 @@
           <w:rFonts w:ascii="Times New Roman" w:hAnsi="Times New Roman" w:cs="Times New Roman"/>
         </w:rPr>
       </w:pPr>
+      <w:r>
+        <w:rPr>
+          <w:rFonts w:ascii="Times New Roman" w:hAnsi="Times New Roman" w:cs="Times New Roman"/>
+        </w:rPr>
+        <w:t xml:space="preserve"># </w:t>
+      </w:r>
       <w:r>
         <w:rPr>
           <w:rFonts w:ascii="Times New Roman" w:hAnsi="Times New Roman" w:cs="Times New Roman"/>
@@ -2148,9 +2082,7 @@
           <w:szCs w:val="28"/>
         </w:rPr>
       </w:pPr>
-    </w:p>
-    <w:p>
-      <w:pPr>
+      <w:r>
         <w:rPr>
           <w:rFonts w:ascii="Times New Roman" w:hAnsi="Times New Roman" w:cs="Times New Roman"/>
           <w:b/>
@@ -2158,7 +2090,8 @@
           <w:sz w:val="28"/>
           <w:szCs w:val="28"/>
         </w:rPr>
-      </w:pPr>
+        <w:t>D</w:t>
+      </w:r>
       <w:r>
         <w:rPr>
           <w:rFonts w:ascii="Times New Roman" w:hAnsi="Times New Roman" w:cs="Times New Roman"/>
@@ -2167,9 +2100,30 @@
           <w:sz w:val="28"/>
           <w:szCs w:val="28"/>
         </w:rPr>
-        <w:t>D</w:t>
-      </w:r>
-      <w:r>
+        <w:t>iagrams</w:t>
+      </w:r>
+    </w:p>
+    <w:p>
+      <w:pPr>
+        <w:rPr>
+          <w:rFonts w:ascii="Times New Roman" w:hAnsi="Times New Roman" w:cs="Times New Roman"/>
+        </w:rPr>
+      </w:pPr>
+      <w:r>
+        <w:rPr>
+          <w:rFonts w:ascii="Times New Roman" w:hAnsi="Times New Roman" w:cs="Times New Roman"/>
+        </w:rPr>
+        <w:t xml:space="preserve"># All diagram also in above </w:t>
+      </w:r>
+      <w:r>
+        <w:rPr>
+          <w:rFonts w:ascii="Times New Roman" w:hAnsi="Times New Roman" w:cs="Times New Roman"/>
+        </w:rPr>
+        <w:t>GitHub repository</w:t>
+      </w:r>
+    </w:p>
+    <w:p>
+      <w:pPr>
         <w:rPr>
           <w:rFonts w:ascii="Times New Roman" w:hAnsi="Times New Roman" w:cs="Times New Roman"/>
           <w:b/>
@@ -2177,11 +2131,8 @@
           <w:sz w:val="28"/>
           <w:szCs w:val="28"/>
         </w:rPr>
-        <w:t>iagrams</w:t>
-      </w:r>
-    </w:p>
-    <w:p>
-      <w:pPr>
+      </w:pPr>
+      <w:r>
         <w:rPr>
           <w:rFonts w:ascii="Times New Roman" w:hAnsi="Times New Roman" w:cs="Times New Roman"/>
           <w:b/>
@@ -2189,8 +2140,11 @@
           <w:sz w:val="28"/>
           <w:szCs w:val="28"/>
         </w:rPr>
-      </w:pPr>
-      <w:r>
+        <w:t xml:space="preserve">Use Case Diagram </w:t>
+      </w:r>
+    </w:p>
+    <w:p>
+      <w:pPr>
         <w:rPr>
           <w:rFonts w:ascii="Times New Roman" w:hAnsi="Times New Roman" w:cs="Times New Roman"/>
           <w:b/>
@@ -2198,20 +2152,76 @@
           <w:sz w:val="28"/>
           <w:szCs w:val="28"/>
         </w:rPr>
-        <w:t xml:space="preserve">Use Case Diagram </w:t>
-      </w:r>
-    </w:p>
-    <w:p>
-      <w:pPr>
-        <w:rPr>
-          <w:rFonts w:ascii="Times New Roman" w:hAnsi="Times New Roman" w:cs="Times New Roman"/>
-          <w:b/>
-          <w:bCs/>
+      </w:pPr>
+      <w:r>
+        <w:rPr>
+          <w:rFonts w:ascii="Times New Roman" w:hAnsi="Times New Roman" w:cs="Times New Roman"/>
+          <w:b/>
+          <w:bCs/>
+          <w:noProof/>
           <w:sz w:val="28"/>
           <w:szCs w:val="28"/>
         </w:rPr>
-      </w:pPr>
-      <w:r>
+        <w:drawing>
+          <wp:inline distT="0" distB="0" distL="0" distR="0" wp14:anchorId="39C11272" wp14:editId="6B0944EB">
+            <wp:extent cx="5341620" cy="4104014"/>
+            <wp:effectExtent l="228600" t="228600" r="220980" b="220345"/>
+            <wp:docPr id="1610164226" name="Picture 1"/>
+            <wp:cNvGraphicFramePr>
+              <a:graphicFrameLocks xmlns:a="http://schemas.openxmlformats.org/drawingml/2006/main" noChangeAspect="1"/>
+            </wp:cNvGraphicFramePr>
+            <a:graphic xmlns:a="http://schemas.openxmlformats.org/drawingml/2006/main">
+              <a:graphicData uri="http://schemas.openxmlformats.org/drawingml/2006/picture">
+                <pic:pic xmlns:pic="http://schemas.openxmlformats.org/drawingml/2006/picture">
+                  <pic:nvPicPr>
+                    <pic:cNvPr id="0" name="Picture 1"/>
+                    <pic:cNvPicPr>
+                      <a:picLocks noChangeAspect="1" noChangeArrowheads="1"/>
+                    </pic:cNvPicPr>
+                  </pic:nvPicPr>
+                  <pic:blipFill>
+                    <a:blip r:embed="rId10">
+                      <a:extLst>
+                        <a:ext uri="{28A0092B-C50C-407E-A947-70E740481C1C}">
+                          <a14:useLocalDpi xmlns:a14="http://schemas.microsoft.com/office/drawing/2010/main" val="0"/>
+                        </a:ext>
+                      </a:extLst>
+                    </a:blip>
+                    <a:srcRect/>
+                    <a:stretch>
+                      <a:fillRect/>
+                    </a:stretch>
+                  </pic:blipFill>
+                  <pic:spPr bwMode="auto">
+                    <a:xfrm>
+                      <a:off x="0" y="0"/>
+                      <a:ext cx="5349847" cy="4110335"/>
+                    </a:xfrm>
+                    <a:prstGeom prst="rect">
+                      <a:avLst/>
+                    </a:prstGeom>
+                    <a:ln w="228600" cap="sq" cmpd="thickThin">
+                      <a:solidFill>
+                        <a:srgbClr val="000000"/>
+                      </a:solidFill>
+                      <a:prstDash val="solid"/>
+                      <a:miter lim="800000"/>
+                    </a:ln>
+                    <a:effectLst>
+                      <a:innerShdw blurRad="76200">
+                        <a:srgbClr val="000000"/>
+                      </a:innerShdw>
+                    </a:effectLst>
+                  </pic:spPr>
+                </pic:pic>
+              </a:graphicData>
+            </a:graphic>
+          </wp:inline>
+        </w:drawing>
+      </w:r>
+    </w:p>
+    <w:p>
+      <w:pPr>
         <w:rPr>
           <w:rFonts w:ascii="Times New Roman" w:hAnsi="Times New Roman" w:cs="Times New Roman"/>
           <w:b/>
@@ -2219,8 +2229,7 @@
           <w:sz w:val="28"/>
           <w:szCs w:val="28"/>
         </w:rPr>
-        <w:t xml:space="preserve">Class Diagram </w:t>
-      </w:r>
+      </w:pPr>
     </w:p>
     <w:p>
       <w:pPr>
@@ -2232,7 +2241,9 @@
           <w:szCs w:val="28"/>
         </w:rPr>
       </w:pPr>
-      <w:r>
+    </w:p>
+    <w:p>
+      <w:pPr>
         <w:rPr>
           <w:rFonts w:ascii="Times New Roman" w:hAnsi="Times New Roman" w:cs="Times New Roman"/>
           <w:b/>
@@ -2240,11 +2251,8 @@
           <w:sz w:val="28"/>
           <w:szCs w:val="28"/>
         </w:rPr>
-        <w:t>Activity Diagram</w:t>
-      </w:r>
-    </w:p>
-    <w:p>
-      <w:pPr>
+      </w:pPr>
+      <w:r>
         <w:rPr>
           <w:rFonts w:ascii="Times New Roman" w:hAnsi="Times New Roman" w:cs="Times New Roman"/>
           <w:b/>
@@ -2252,7 +2260,239 @@
           <w:sz w:val="28"/>
           <w:szCs w:val="28"/>
         </w:rPr>
-      </w:pPr>
+        <w:t xml:space="preserve">Class Diagram </w:t>
+      </w:r>
+    </w:p>
+    <w:p>
+      <w:pPr>
+        <w:rPr>
+          <w:rFonts w:ascii="Times New Roman" w:hAnsi="Times New Roman" w:cs="Times New Roman"/>
+          <w:b/>
+          <w:bCs/>
+          <w:sz w:val="28"/>
+          <w:szCs w:val="28"/>
+        </w:rPr>
+      </w:pPr>
+      <w:r>
+        <w:rPr>
+          <w:rFonts w:ascii="Times New Roman" w:hAnsi="Times New Roman" w:cs="Times New Roman"/>
+          <w:b/>
+          <w:bCs/>
+          <w:noProof/>
+          <w:sz w:val="28"/>
+          <w:szCs w:val="28"/>
+        </w:rPr>
+        <w:drawing>
+          <wp:inline distT="0" distB="0" distL="0" distR="0" wp14:anchorId="1A48A132" wp14:editId="0B5D75C8">
+            <wp:extent cx="5455920" cy="5615940"/>
+            <wp:effectExtent l="228600" t="228600" r="220980" b="232410"/>
+            <wp:docPr id="415502240" name="Picture 3"/>
+            <wp:cNvGraphicFramePr>
+              <a:graphicFrameLocks xmlns:a="http://schemas.openxmlformats.org/drawingml/2006/main" noChangeAspect="1"/>
+            </wp:cNvGraphicFramePr>
+            <a:graphic xmlns:a="http://schemas.openxmlformats.org/drawingml/2006/main">
+              <a:graphicData uri="http://schemas.openxmlformats.org/drawingml/2006/picture">
+                <pic:pic xmlns:pic="http://schemas.openxmlformats.org/drawingml/2006/picture">
+                  <pic:nvPicPr>
+                    <pic:cNvPr id="0" name="Picture 3"/>
+                    <pic:cNvPicPr>
+                      <a:picLocks noChangeAspect="1" noChangeArrowheads="1"/>
+                    </pic:cNvPicPr>
+                  </pic:nvPicPr>
+                  <pic:blipFill>
+                    <a:blip r:embed="rId11">
+                      <a:extLst>
+                        <a:ext uri="{28A0092B-C50C-407E-A947-70E740481C1C}">
+                          <a14:useLocalDpi xmlns:a14="http://schemas.microsoft.com/office/drawing/2010/main" val="0"/>
+                        </a:ext>
+                      </a:extLst>
+                    </a:blip>
+                    <a:srcRect/>
+                    <a:stretch>
+                      <a:fillRect/>
+                    </a:stretch>
+                  </pic:blipFill>
+                  <pic:spPr bwMode="auto">
+                    <a:xfrm>
+                      <a:off x="0" y="0"/>
+                      <a:ext cx="5455920" cy="5615940"/>
+                    </a:xfrm>
+                    <a:prstGeom prst="rect">
+                      <a:avLst/>
+                    </a:prstGeom>
+                    <a:ln w="228600" cap="sq" cmpd="thickThin">
+                      <a:solidFill>
+                        <a:srgbClr val="000000"/>
+                      </a:solidFill>
+                      <a:prstDash val="solid"/>
+                      <a:miter lim="800000"/>
+                    </a:ln>
+                    <a:effectLst>
+                      <a:innerShdw blurRad="76200">
+                        <a:srgbClr val="000000"/>
+                      </a:innerShdw>
+                    </a:effectLst>
+                  </pic:spPr>
+                </pic:pic>
+              </a:graphicData>
+            </a:graphic>
+          </wp:inline>
+        </w:drawing>
+      </w:r>
+    </w:p>
+    <w:p>
+      <w:pPr>
+        <w:rPr>
+          <w:rFonts w:ascii="Times New Roman" w:hAnsi="Times New Roman" w:cs="Times New Roman"/>
+          <w:b/>
+          <w:bCs/>
+          <w:sz w:val="28"/>
+          <w:szCs w:val="28"/>
+        </w:rPr>
+      </w:pPr>
+    </w:p>
+    <w:p>
+      <w:pPr>
+        <w:rPr>
+          <w:rFonts w:ascii="Times New Roman" w:hAnsi="Times New Roman" w:cs="Times New Roman"/>
+          <w:b/>
+          <w:bCs/>
+          <w:sz w:val="28"/>
+          <w:szCs w:val="28"/>
+        </w:rPr>
+      </w:pPr>
+    </w:p>
+    <w:p>
+      <w:pPr>
+        <w:rPr>
+          <w:rFonts w:ascii="Times New Roman" w:hAnsi="Times New Roman" w:cs="Times New Roman"/>
+          <w:b/>
+          <w:bCs/>
+          <w:sz w:val="28"/>
+          <w:szCs w:val="28"/>
+        </w:rPr>
+      </w:pPr>
+    </w:p>
+    <w:p>
+      <w:pPr>
+        <w:rPr>
+          <w:rFonts w:ascii="Times New Roman" w:hAnsi="Times New Roman" w:cs="Times New Roman"/>
+          <w:b/>
+          <w:bCs/>
+          <w:sz w:val="28"/>
+          <w:szCs w:val="28"/>
+        </w:rPr>
+      </w:pPr>
+    </w:p>
+    <w:p>
+      <w:pPr>
+        <w:rPr>
+          <w:rFonts w:ascii="Times New Roman" w:hAnsi="Times New Roman" w:cs="Times New Roman"/>
+          <w:b/>
+          <w:bCs/>
+          <w:sz w:val="28"/>
+          <w:szCs w:val="28"/>
+        </w:rPr>
+      </w:pPr>
+    </w:p>
+    <w:p>
+      <w:pPr>
+        <w:rPr>
+          <w:rFonts w:ascii="Times New Roman" w:hAnsi="Times New Roman" w:cs="Times New Roman"/>
+          <w:b/>
+          <w:bCs/>
+          <w:sz w:val="28"/>
+          <w:szCs w:val="28"/>
+        </w:rPr>
+      </w:pPr>
+      <w:r>
+        <w:rPr>
+          <w:rFonts w:ascii="Times New Roman" w:hAnsi="Times New Roman" w:cs="Times New Roman"/>
+          <w:b/>
+          <w:bCs/>
+          <w:sz w:val="28"/>
+          <w:szCs w:val="28"/>
+        </w:rPr>
+        <w:lastRenderedPageBreak/>
+        <w:t>Activity Diagram</w:t>
+      </w:r>
+    </w:p>
+    <w:p>
+      <w:pPr>
+        <w:rPr>
+          <w:rFonts w:ascii="Times New Roman" w:hAnsi="Times New Roman" w:cs="Times New Roman"/>
+          <w:b/>
+          <w:bCs/>
+          <w:sz w:val="28"/>
+          <w:szCs w:val="28"/>
+        </w:rPr>
+      </w:pPr>
+      <w:r>
+        <w:rPr>
+          <w:rFonts w:ascii="Times New Roman" w:hAnsi="Times New Roman" w:cs="Times New Roman"/>
+          <w:b/>
+          <w:bCs/>
+          <w:noProof/>
+          <w:sz w:val="28"/>
+          <w:szCs w:val="28"/>
+        </w:rPr>
+        <w:drawing>
+          <wp:inline distT="0" distB="0" distL="0" distR="0" wp14:anchorId="51D69937" wp14:editId="23D68F0E">
+            <wp:extent cx="4719320" cy="4701322"/>
+            <wp:effectExtent l="228600" t="228600" r="233680" b="233045"/>
+            <wp:docPr id="1072403600" name="Picture 2"/>
+            <wp:cNvGraphicFramePr>
+              <a:graphicFrameLocks xmlns:a="http://schemas.openxmlformats.org/drawingml/2006/main" noChangeAspect="1"/>
+            </wp:cNvGraphicFramePr>
+            <a:graphic xmlns:a="http://schemas.openxmlformats.org/drawingml/2006/main">
+              <a:graphicData uri="http://schemas.openxmlformats.org/drawingml/2006/picture">
+                <pic:pic xmlns:pic="http://schemas.openxmlformats.org/drawingml/2006/picture">
+                  <pic:nvPicPr>
+                    <pic:cNvPr id="0" name="Picture 2"/>
+                    <pic:cNvPicPr>
+                      <a:picLocks noChangeAspect="1" noChangeArrowheads="1"/>
+                    </pic:cNvPicPr>
+                  </pic:nvPicPr>
+                  <pic:blipFill>
+                    <a:blip r:embed="rId12">
+                      <a:extLst>
+                        <a:ext uri="{28A0092B-C50C-407E-A947-70E740481C1C}">
+                          <a14:useLocalDpi xmlns:a14="http://schemas.microsoft.com/office/drawing/2010/main" val="0"/>
+                        </a:ext>
+                      </a:extLst>
+                    </a:blip>
+                    <a:srcRect/>
+                    <a:stretch>
+                      <a:fillRect/>
+                    </a:stretch>
+                  </pic:blipFill>
+                  <pic:spPr bwMode="auto">
+                    <a:xfrm>
+                      <a:off x="0" y="0"/>
+                      <a:ext cx="4733358" cy="4715306"/>
+                    </a:xfrm>
+                    <a:prstGeom prst="rect">
+                      <a:avLst/>
+                    </a:prstGeom>
+                    <a:ln w="228600" cap="sq" cmpd="thickThin">
+                      <a:solidFill>
+                        <a:srgbClr val="000000"/>
+                      </a:solidFill>
+                      <a:prstDash val="solid"/>
+                      <a:miter lim="800000"/>
+                    </a:ln>
+                    <a:effectLst>
+                      <a:innerShdw blurRad="76200">
+                        <a:srgbClr val="000000"/>
+                      </a:innerShdw>
+                    </a:effectLst>
+                  </pic:spPr>
+                </pic:pic>
+              </a:graphicData>
+            </a:graphic>
+          </wp:inline>
+        </w:drawing>
+      </w:r>
     </w:p>
     <w:tbl>
       <w:tblPr>
@@ -3076,6 +3316,95 @@
           <w:szCs w:val="28"/>
         </w:rPr>
       </w:pPr>
+      <w:r>
+        <w:rPr>
+          <w:rFonts w:ascii="Times New Roman" w:hAnsi="Times New Roman" w:cs="Times New Roman"/>
+          <w:sz w:val="28"/>
+          <w:szCs w:val="28"/>
+        </w:rPr>
+        <w:t xml:space="preserve"> # </w:t>
+      </w:r>
+      <w:r>
+        <w:rPr>
+          <w:rFonts w:ascii="Times New Roman" w:hAnsi="Times New Roman" w:cs="Times New Roman"/>
+          <w:sz w:val="28"/>
+          <w:szCs w:val="28"/>
+        </w:rPr>
+        <w:t>This</w:t>
+      </w:r>
+      <w:r>
+        <w:rPr>
+          <w:rFonts w:ascii="Times New Roman" w:hAnsi="Times New Roman" w:cs="Times New Roman"/>
+          <w:sz w:val="28"/>
+          <w:szCs w:val="28"/>
+        </w:rPr>
+        <w:t xml:space="preserve"> table Initial idea takes from AI.</w:t>
+      </w:r>
+    </w:p>
+    <w:p>
+      <w:pPr>
+        <w:rPr>
+          <w:rFonts w:ascii="Times New Roman" w:hAnsi="Times New Roman" w:cs="Times New Roman"/>
+          <w:sz w:val="28"/>
+          <w:szCs w:val="28"/>
+        </w:rPr>
+      </w:pPr>
+      <w:r>
+        <w:rPr>
+          <w:rFonts w:ascii="Times New Roman" w:hAnsi="Times New Roman" w:cs="Times New Roman"/>
+          <w:sz w:val="28"/>
+          <w:szCs w:val="28"/>
+        </w:rPr>
+        <w:t>AI prompt- I upload my code (</w:t>
+      </w:r>
+      <w:r>
+        <w:rPr>
+          <w:rFonts w:ascii="Times New Roman" w:hAnsi="Times New Roman" w:cs="Times New Roman"/>
+        </w:rPr>
+        <w:t>LibraryManagementSystem.java</w:t>
+      </w:r>
+      <w:r>
+        <w:rPr>
+          <w:rFonts w:ascii="Times New Roman" w:hAnsi="Times New Roman" w:cs="Times New Roman"/>
+          <w:sz w:val="28"/>
+          <w:szCs w:val="28"/>
+        </w:rPr>
+        <w:t>) and AI generated (AI.java) code. Read that and perform a compare Which</w:t>
+      </w:r>
+      <w:r>
+        <w:rPr>
+          <w:rFonts w:ascii="Times New Roman" w:hAnsi="Times New Roman" w:cs="Times New Roman"/>
+          <w:sz w:val="28"/>
+          <w:szCs w:val="28"/>
+        </w:rPr>
+        <w:t xml:space="preserve"> code sections</w:t>
+      </w:r>
+      <w:r>
+        <w:rPr>
+          <w:rFonts w:ascii="Times New Roman" w:hAnsi="Times New Roman" w:cs="Times New Roman"/>
+          <w:sz w:val="28"/>
+          <w:szCs w:val="28"/>
+        </w:rPr>
+        <w:t xml:space="preserve"> are different among that.</w:t>
+      </w:r>
+    </w:p>
+    <w:p>
+      <w:pPr>
+        <w:rPr>
+          <w:rFonts w:ascii="Times New Roman" w:hAnsi="Times New Roman" w:cs="Times New Roman"/>
+          <w:sz w:val="28"/>
+          <w:szCs w:val="28"/>
+        </w:rPr>
+      </w:pPr>
+    </w:p>
+    <w:p>
+      <w:pPr>
+        <w:rPr>
+          <w:rFonts w:ascii="Times New Roman" w:hAnsi="Times New Roman" w:cs="Times New Roman"/>
+          <w:sz w:val="28"/>
+          <w:szCs w:val="28"/>
+        </w:rPr>
+      </w:pPr>
     </w:p>
     <w:p>
       <w:pPr>
@@ -3095,11 +3424,9 @@
           <w:sz w:val="32"/>
           <w:szCs w:val="32"/>
         </w:rPr>
-        <w:t>Task 3: Critical Analysis</w:t>
-      </w:r>
-    </w:p>
-    <w:p>
-      <w:pPr>
+        <w:t xml:space="preserve">Task 3: </w:t>
+      </w:r>
+      <w:r>
         <w:rPr>
           <w:rFonts w:ascii="Times New Roman" w:hAnsi="Times New Roman" w:cs="Times New Roman"/>
           <w:b/>
@@ -3107,7 +3434,330 @@
           <w:sz w:val="32"/>
           <w:szCs w:val="32"/>
         </w:rPr>
-      </w:pPr>
+        <w:t>Critical Analysis of AI-Assisted Programming</w:t>
+      </w:r>
+    </w:p>
+    <w:p>
+      <w:pPr>
+        <w:rPr>
+          <w:rFonts w:ascii="Times New Roman" w:hAnsi="Times New Roman" w:cs="Times New Roman"/>
+          <w:sz w:val="28"/>
+          <w:szCs w:val="28"/>
+        </w:rPr>
+      </w:pPr>
+      <w:r>
+        <w:rPr>
+          <w:rFonts w:ascii="Times New Roman" w:hAnsi="Times New Roman" w:cs="Times New Roman"/>
+          <w:sz w:val="28"/>
+          <w:szCs w:val="28"/>
+        </w:rPr>
+        <w:t>How AI changed my coding approach</w:t>
+      </w:r>
+    </w:p>
+    <w:p>
+      <w:pPr>
+        <w:rPr>
+          <w:rFonts w:ascii="Times New Roman" w:hAnsi="Times New Roman" w:cs="Times New Roman"/>
+        </w:rPr>
+      </w:pPr>
+      <w:r>
+        <w:rPr>
+          <w:rFonts w:ascii="Times New Roman" w:hAnsi="Times New Roman" w:cs="Times New Roman"/>
+        </w:rPr>
+        <w:t>Before using AI, I usually started coding by thinking about the problem and writing the program step by step. With AI, my coding approach changed because I can get ideas, examples, and explanations faster. AI helps me understand how to structure my code, find possible solutions, and fix errors quickly.</w:t>
+      </w:r>
+    </w:p>
+    <w:p>
+      <w:pPr>
+        <w:rPr>
+          <w:rFonts w:ascii="Times New Roman" w:hAnsi="Times New Roman" w:cs="Times New Roman"/>
+        </w:rPr>
+      </w:pPr>
+      <w:r>
+        <w:rPr>
+          <w:rFonts w:ascii="Times New Roman" w:hAnsi="Times New Roman" w:cs="Times New Roman"/>
+        </w:rPr>
+        <w:t>Spending</w:t>
+      </w:r>
+      <w:r>
+        <w:rPr>
+          <w:rFonts w:ascii="Times New Roman" w:hAnsi="Times New Roman" w:cs="Times New Roman"/>
+        </w:rPr>
+        <w:t xml:space="preserve"> a lot of time searching for solutions, I can ask AI for guidance and then modify the code according to my requirements. This helped me focus more on understanding the logic and design of the program.</w:t>
+      </w:r>
+    </w:p>
+    <w:p>
+      <w:pPr>
+        <w:rPr>
+          <w:rFonts w:ascii="Times New Roman" w:hAnsi="Times New Roman" w:cs="Times New Roman"/>
+          <w:sz w:val="28"/>
+          <w:szCs w:val="28"/>
+        </w:rPr>
+      </w:pPr>
+      <w:r>
+        <w:rPr>
+          <w:rFonts w:ascii="Times New Roman" w:hAnsi="Times New Roman" w:cs="Times New Roman"/>
+          <w:sz w:val="28"/>
+          <w:szCs w:val="28"/>
+        </w:rPr>
+        <w:t>Whether AI improved or reduced my understanding</w:t>
+      </w:r>
+    </w:p>
+    <w:p>
+      <w:pPr>
+        <w:rPr>
+          <w:rFonts w:ascii="Times New Roman" w:hAnsi="Times New Roman" w:cs="Times New Roman"/>
+        </w:rPr>
+      </w:pPr>
+      <w:r>
+        <w:rPr>
+          <w:rFonts w:ascii="Times New Roman" w:hAnsi="Times New Roman" w:cs="Times New Roman"/>
+        </w:rPr>
+        <w:t xml:space="preserve">AI improved my understanding when I used it as a learning tool. For example, AI can explain difficult programming concepts, suggest better coding methods, and explain errors in a </w:t>
+      </w:r>
+      <w:r>
+        <w:rPr>
+          <w:rFonts w:ascii="Times New Roman" w:hAnsi="Times New Roman" w:cs="Times New Roman"/>
+        </w:rPr>
+        <w:t>simple</w:t>
+      </w:r>
+      <w:r>
+        <w:rPr>
+          <w:rFonts w:ascii="Times New Roman" w:hAnsi="Times New Roman" w:cs="Times New Roman"/>
+        </w:rPr>
+        <w:t>. It helped me learn OOP concepts, debugging techniques, and program structure.</w:t>
+      </w:r>
+    </w:p>
+    <w:p>
+      <w:pPr>
+        <w:rPr>
+          <w:rFonts w:ascii="Times New Roman" w:hAnsi="Times New Roman" w:cs="Times New Roman"/>
+        </w:rPr>
+      </w:pPr>
+      <w:r>
+        <w:rPr>
+          <w:rFonts w:ascii="Times New Roman" w:hAnsi="Times New Roman" w:cs="Times New Roman"/>
+        </w:rPr>
+        <w:t xml:space="preserve">However, if I only copy and paste AI-generated code without studying it, my understanding can decrease. I may have </w:t>
+      </w:r>
+      <w:r>
+        <w:rPr>
+          <w:rFonts w:ascii="Times New Roman" w:hAnsi="Times New Roman" w:cs="Times New Roman"/>
+        </w:rPr>
+        <w:t>worked</w:t>
+      </w:r>
+      <w:r>
+        <w:rPr>
+          <w:rFonts w:ascii="Times New Roman" w:hAnsi="Times New Roman" w:cs="Times New Roman"/>
+        </w:rPr>
+        <w:t xml:space="preserve"> code but not know how it works. Therefore, AI is useful only when I read, test, and understand the generated code.</w:t>
+      </w:r>
+    </w:p>
+    <w:p>
+      <w:pPr>
+        <w:rPr>
+          <w:rFonts w:ascii="Times New Roman" w:hAnsi="Times New Roman" w:cs="Times New Roman"/>
+          <w:sz w:val="28"/>
+          <w:szCs w:val="28"/>
+        </w:rPr>
+      </w:pPr>
+      <w:r>
+        <w:rPr>
+          <w:rFonts w:ascii="Times New Roman" w:hAnsi="Times New Roman" w:cs="Times New Roman"/>
+          <w:sz w:val="28"/>
+          <w:szCs w:val="28"/>
+        </w:rPr>
+        <w:t>Cases where AI should NOT be used</w:t>
+      </w:r>
+    </w:p>
+    <w:p>
+      <w:pPr>
+        <w:rPr>
+          <w:rFonts w:ascii="Times New Roman" w:hAnsi="Times New Roman" w:cs="Times New Roman"/>
+        </w:rPr>
+      </w:pPr>
+      <w:r>
+        <w:rPr>
+          <w:rFonts w:ascii="Times New Roman" w:hAnsi="Times New Roman" w:cs="Times New Roman"/>
+        </w:rPr>
+        <w:t xml:space="preserve">AI should not be used for everything. It should not replace personal learning and problem-solving skills. Students should avoid using AI to complete entire assignments without understanding because it can reduce their programming </w:t>
+      </w:r>
+      <w:r>
+        <w:rPr>
+          <w:rFonts w:ascii="Times New Roman" w:hAnsi="Times New Roman" w:cs="Times New Roman"/>
+        </w:rPr>
+        <w:t>ability.</w:t>
+      </w:r>
+      <w:r>
+        <w:rPr>
+          <w:rFonts w:ascii="Times New Roman" w:hAnsi="Times New Roman" w:cs="Times New Roman"/>
+        </w:rPr>
+        <w:t xml:space="preserve"> (my important </w:t>
+      </w:r>
+      <w:r>
+        <w:rPr>
+          <w:rFonts w:ascii="Times New Roman" w:hAnsi="Times New Roman" w:cs="Times New Roman"/>
+        </w:rPr>
+        <w:t xml:space="preserve">point) </w:t>
+      </w:r>
+      <w:r>
+        <w:rPr>
+          <w:rFonts w:ascii="Times New Roman" w:hAnsi="Times New Roman" w:cs="Times New Roman"/>
+        </w:rPr>
+        <w:t>Use Grammarly AI tool for good format of writing}</w:t>
+      </w:r>
+    </w:p>
+    <w:p>
+      <w:pPr>
+        <w:rPr>
+          <w:rFonts w:ascii="Times New Roman" w:hAnsi="Times New Roman" w:cs="Times New Roman"/>
+        </w:rPr>
+      </w:pPr>
+      <w:r>
+        <w:rPr>
+          <w:rFonts w:ascii="Times New Roman" w:hAnsi="Times New Roman" w:cs="Times New Roman"/>
+        </w:rPr>
+        <w:t xml:space="preserve">AI-generated code should also not be used directly in important systems without testing because AI may produce incorrect, inefficient, or insecure code. Developers should always check and improve AI </w:t>
+      </w:r>
+      <w:r>
+        <w:rPr>
+          <w:rFonts w:ascii="Times New Roman" w:hAnsi="Times New Roman" w:cs="Times New Roman"/>
+        </w:rPr>
+        <w:t>suggestions.</w:t>
+      </w:r>
+      <w:r>
+        <w:rPr>
+          <w:rFonts w:ascii="Times New Roman" w:hAnsi="Times New Roman" w:cs="Times New Roman"/>
+        </w:rPr>
+        <w:t xml:space="preserve"> (Reduce Security)</w:t>
+      </w:r>
+    </w:p>
+    <w:p>
+      <w:pPr>
+        <w:rPr>
+          <w:rFonts w:ascii="Times New Roman" w:hAnsi="Times New Roman" w:cs="Times New Roman"/>
+          <w:sz w:val="28"/>
+          <w:szCs w:val="28"/>
+        </w:rPr>
+      </w:pPr>
+      <w:r>
+        <w:rPr>
+          <w:rFonts w:ascii="Times New Roman" w:hAnsi="Times New Roman" w:cs="Times New Roman"/>
+          <w:sz w:val="28"/>
+          <w:szCs w:val="28"/>
+        </w:rPr>
+        <w:t>Ethical considerations in AI-generated code</w:t>
+      </w:r>
+    </w:p>
+    <w:p>
+      <w:pPr>
+        <w:rPr>
+          <w:rFonts w:ascii="Times New Roman" w:hAnsi="Times New Roman" w:cs="Times New Roman"/>
+        </w:rPr>
+      </w:pPr>
+      <w:r>
+        <w:rPr>
+          <w:rFonts w:ascii="Times New Roman" w:hAnsi="Times New Roman" w:cs="Times New Roman"/>
+        </w:rPr>
+        <w:t xml:space="preserve">(I can’t understand this question trying </w:t>
+      </w:r>
+      <w:r>
+        <w:rPr>
+          <w:rFonts w:ascii="Times New Roman" w:hAnsi="Times New Roman" w:cs="Times New Roman"/>
+        </w:rPr>
+        <w:t>to write good ideas)</w:t>
+      </w:r>
+    </w:p>
+    <w:p>
+      <w:pPr>
+        <w:rPr>
+          <w:rFonts w:ascii="Times New Roman" w:hAnsi="Times New Roman" w:cs="Times New Roman"/>
+        </w:rPr>
+      </w:pPr>
+      <w:r>
+        <w:rPr>
+          <w:rFonts w:ascii="Times New Roman" w:hAnsi="Times New Roman" w:cs="Times New Roman"/>
+        </w:rPr>
+        <w:t>There are some important things to think about when using AI-generated code. We should not just copy AI code and say it is fully our own work because we may not understand how it works. If we use AI, we should be honest about it when needed.</w:t>
+      </w:r>
+    </w:p>
+    <w:p>
+      <w:pPr>
+        <w:rPr>
+          <w:rFonts w:ascii="Times New Roman" w:hAnsi="Times New Roman" w:cs="Times New Roman"/>
+        </w:rPr>
+      </w:pPr>
+      <w:r>
+        <w:rPr>
+          <w:rFonts w:ascii="Times New Roman" w:hAnsi="Times New Roman" w:cs="Times New Roman"/>
+        </w:rPr>
+        <w:t xml:space="preserve">Sometimes AI can create code from existing examples, so there can be problems about who owns that code. Also, AI code can have </w:t>
+      </w:r>
+      <w:r>
+        <w:rPr>
+          <w:rFonts w:ascii="Times New Roman" w:hAnsi="Times New Roman" w:cs="Times New Roman"/>
+        </w:rPr>
+        <w:t>mistaken</w:t>
+      </w:r>
+      <w:r>
+        <w:rPr>
+          <w:rFonts w:ascii="Times New Roman" w:hAnsi="Times New Roman" w:cs="Times New Roman"/>
+        </w:rPr>
+        <w:t xml:space="preserve"> or security issues. Therefore, programmers should always check, test, and understand the code before using it in a real project.</w:t>
+      </w:r>
+    </w:p>
+    <w:p>
+      <w:pPr>
+        <w:rPr>
+          <w:rFonts w:ascii="Times New Roman" w:hAnsi="Times New Roman" w:cs="Times New Roman"/>
+          <w:sz w:val="28"/>
+          <w:szCs w:val="28"/>
+        </w:rPr>
+      </w:pPr>
+    </w:p>
+    <w:p>
+      <w:pPr>
+        <w:rPr>
+          <w:rFonts w:ascii="Times New Roman" w:hAnsi="Times New Roman" w:cs="Times New Roman"/>
+          <w:sz w:val="28"/>
+          <w:szCs w:val="28"/>
+        </w:rPr>
+      </w:pPr>
+      <w:r>
+        <w:rPr>
+          <w:rFonts w:ascii="Times New Roman" w:hAnsi="Times New Roman" w:cs="Times New Roman"/>
+          <w:sz w:val="28"/>
+          <w:szCs w:val="28"/>
+        </w:rPr>
+        <w:lastRenderedPageBreak/>
+        <w:t>Conclusion</w:t>
+      </w:r>
+    </w:p>
+    <w:p>
+      <w:pPr>
+        <w:rPr>
+          <w:rFonts w:ascii="Times New Roman" w:hAnsi="Times New Roman" w:cs="Times New Roman"/>
+        </w:rPr>
+      </w:pPr>
+      <w:r>
+        <w:rPr>
+          <w:rFonts w:ascii="Times New Roman" w:hAnsi="Times New Roman" w:cs="Times New Roman"/>
+        </w:rPr>
+        <w:t xml:space="preserve">AI is a powerful tool that can improve programming speed and learning. However, it should be used as an assistant, </w:t>
+      </w:r>
+      <w:r>
+        <w:rPr>
+          <w:rFonts w:ascii="Times New Roman" w:hAnsi="Times New Roman" w:cs="Times New Roman"/>
+          <w:color w:val="83CAEB" w:themeColor="accent1" w:themeTint="66"/>
+        </w:rPr>
+        <w:t>not as a replacement for human thinking</w:t>
+      </w:r>
+      <w:r>
+        <w:rPr>
+          <w:rFonts w:ascii="Times New Roman" w:hAnsi="Times New Roman" w:cs="Times New Roman"/>
+        </w:rPr>
+        <w:t>. The best approach is to use AI for guidance, understand the generated code, and develop independent programming skills.</w:t>
+      </w:r>
     </w:p>
     <w:p>
       <w:pPr>
@@ -3119,7 +3769,9 @@
           <w:szCs w:val="32"/>
         </w:rPr>
       </w:pPr>
-      <w:r>
+    </w:p>
+    <w:p>
+      <w:pPr>
         <w:rPr>
           <w:rFonts w:ascii="Times New Roman" w:hAnsi="Times New Roman" w:cs="Times New Roman"/>
           <w:b/>
@@ -3127,6 +3779,15 @@
           <w:sz w:val="32"/>
           <w:szCs w:val="32"/>
         </w:rPr>
+      </w:pPr>
+      <w:r>
+        <w:rPr>
+          <w:rFonts w:ascii="Times New Roman" w:hAnsi="Times New Roman" w:cs="Times New Roman"/>
+          <w:b/>
+          <w:bCs/>
+          <w:sz w:val="32"/>
+          <w:szCs w:val="32"/>
+        </w:rPr>
         <w:t>Task 4: Conclusion</w:t>
       </w:r>
     </w:p>
@@ -3140,30 +3801,86 @@
         <w:rPr>
           <w:rFonts w:ascii="Times New Roman" w:hAnsi="Times New Roman" w:cs="Times New Roman"/>
         </w:rPr>
-        <w:t xml:space="preserve">AI coding tools are reshaping both programming education and the software industry — making coding more accessible, speeding up development, and helping people learn by </w:t>
-      </w:r>
-      <w:r>
-        <w:rPr>
-          <w:rFonts w:ascii="Times New Roman" w:hAnsi="Times New Roman" w:cs="Times New Roman"/>
-        </w:rPr>
-        <w:lastRenderedPageBreak/>
-        <w:t xml:space="preserve">seeing working examples and instant explanations. However, they aren't a replacement for real understanding or human judgment. In education, students who rely on AI without learning the fundamentals risk becoming dependent on it, while those who use it as a learning aid alongside solid basics can grow faster and more confidently. In </w:t>
-      </w:r>
-      <w:r>
-        <w:rPr>
-          <w:rFonts w:ascii="Times New Roman" w:hAnsi="Times New Roman" w:cs="Times New Roman"/>
-        </w:rPr>
-        <w:t>industry</w:t>
-      </w:r>
-      <w:r>
-        <w:rPr>
-          <w:rFonts w:ascii="Times New Roman" w:hAnsi="Times New Roman" w:cs="Times New Roman"/>
-        </w:rPr>
-        <w:t>, AI boosts productivity and helps teams ship code faster, but human oversight remains essential to catch errors, security flaws, and maintain code quality. Overall, the best approach is a balanced one: use AI as a powerful assistant that supports learning and productivity, not as a substitute for genuine knowledge, critical thinking, and careful review — this way, both students and professionals can get the real benefits of AI while avoiding its risks.</w:t>
+        <w:t>In my opinion, AI is a very useful tool for programming education and the software industry. It helps students learn faster by explaining concepts, finding errors, and providing examples. For developers, AI can save time and improve productivity by helping with coding and problem-solving.</w:t>
+      </w:r>
+    </w:p>
+    <w:p>
+      <w:pPr>
+        <w:rPr>
+          <w:rFonts w:ascii="Times New Roman" w:hAnsi="Times New Roman" w:cs="Times New Roman"/>
+        </w:rPr>
+      </w:pPr>
+      <w:r>
+        <w:rPr>
+          <w:rFonts w:ascii="Times New Roman" w:hAnsi="Times New Roman" w:cs="Times New Roman"/>
+        </w:rPr>
+        <w:t>However, AI should not replace human thinking and learning. Students and programmers should understand the code instead of blindly copying AI-generated solutions. AI should be used as a helper to improve skills, not as a replacement for programming knowledge.</w:t>
+      </w:r>
+    </w:p>
+    <w:p>
+      <w:pPr>
+        <w:rPr>
+          <w:rFonts w:ascii="Times New Roman" w:hAnsi="Times New Roman" w:cs="Times New Roman"/>
+        </w:rPr>
+      </w:pPr>
+      <w:r>
+        <w:rPr>
+          <w:rFonts w:ascii="Times New Roman" w:hAnsi="Times New Roman" w:cs="Times New Roman"/>
+        </w:rPr>
+        <w:t>Overall, AI has a positive impact on programming when it is used responsibly. The best way is to combine human creativity and problem-solving skills with the support provided by AI.</w:t>
+      </w:r>
+    </w:p>
+    <w:p>
+      <w:pPr>
+        <w:rPr>
+          <w:rFonts w:ascii="Times New Roman" w:hAnsi="Times New Roman" w:cs="Times New Roman"/>
+        </w:rPr>
+      </w:pPr>
+    </w:p>
+    <w:p>
+      <w:pPr>
+        <w:rPr>
+          <w:rFonts w:ascii="Times New Roman" w:hAnsi="Times New Roman" w:cs="Times New Roman"/>
+        </w:rPr>
+      </w:pPr>
+    </w:p>
+    <w:p>
+      <w:pPr>
+        <w:rPr>
+          <w:rFonts w:ascii="Times New Roman" w:hAnsi="Times New Roman" w:cs="Times New Roman"/>
+        </w:rPr>
+      </w:pPr>
+      <w:r>
+        <w:rPr>
+          <w:rFonts w:ascii="Times New Roman" w:hAnsi="Times New Roman" w:cs="Times New Roman"/>
+        </w:rPr>
+        <w:t xml:space="preserve">GitHub Link - </w:t>
+      </w:r>
+      <w:hyperlink r:id="rId13" w:history="1">
+        <w:r>
+          <w:rPr>
+            <w:rStyle w:val="Hyperlink"/>
+            <w:rFonts w:ascii="Times New Roman" w:hAnsi="Times New Roman" w:cs="Times New Roman"/>
+          </w:rPr>
+          <w:t>https://github.com/vithusan1225/IT3003_A2_AI-Assisted-Programming.git</w:t>
+        </w:r>
+      </w:hyperlink>
+    </w:p>
+    <w:p>
+      <w:pPr>
+        <w:rPr>
+          <w:rFonts w:ascii="Times New Roman" w:hAnsi="Times New Roman" w:cs="Times New Roman"/>
+        </w:rPr>
+      </w:pPr>
+      <w:r>
+        <w:rPr>
+          <w:rFonts w:ascii="Times New Roman" w:hAnsi="Times New Roman" w:cs="Times New Roman"/>
+        </w:rPr>
+        <w:t>#This repository contain my and AI cods , diagram Drawio files and report word file.</w:t>
       </w:r>
     </w:p>
     <w:sectPr>
-      <w:footerReference w:type="default" r:id="rId10"/>
+      <w:footerReference w:type="default" r:id="rId14"/>
       <w:pgSz w:w="11906" w:h="16838" w:code="9"/>
       <w:pgMar w:top="1440" w:right="1440" w:bottom="1440" w:left="1440" w:header="709" w:footer="709" w:gutter="0"/>
       <w:pgBorders w:offsetFrom="page">
